--- a/Test_case.docx
+++ b/Test_case.docx
@@ -789,13 +789,7 @@
               <w:rPr>
                 <w:szCs w:val="28"/>
               </w:rPr>
-              <w:t>Тест-кейс №</w:t>
-            </w:r>
-            <w:r>
-              <w:rPr>
-                <w:szCs w:val="28"/>
-              </w:rPr>
-              <w:t>3</w:t>
+              <w:t>Тест-кейс №3</w:t>
             </w:r>
           </w:p>
         </w:tc>
@@ -1129,13 +1123,7 @@
               <w:rPr>
                 <w:szCs w:val="28"/>
               </w:rPr>
-              <w:t>Тест-кейс №</w:t>
-            </w:r>
-            <w:r>
-              <w:rPr>
-                <w:szCs w:val="28"/>
-              </w:rPr>
-              <w:t>4</w:t>
+              <w:t>Тест-кейс №4</w:t>
             </w:r>
           </w:p>
         </w:tc>
@@ -1558,7 +1546,6 @@
             <w:r>
               <w:rPr>
                 <w:szCs w:val="28"/>
-                <w:lang w:val="en-US"/>
               </w:rPr>
               <w:t xml:space="preserve">1. </w:t>
             </w:r>
@@ -1822,13 +1809,7 @@
               <w:rPr>
                 <w:szCs w:val="28"/>
               </w:rPr>
-              <w:t>Тест-кейс №</w:t>
-            </w:r>
-            <w:r>
-              <w:rPr>
-                <w:szCs w:val="28"/>
-              </w:rPr>
-              <w:t>6</w:t>
+              <w:t>Тест-кейс №6</w:t>
             </w:r>
           </w:p>
         </w:tc>
@@ -1959,13 +1940,7 @@
               <w:rPr>
                 <w:szCs w:val="28"/>
               </w:rPr>
-              <w:t>Нажать кнопку «Создать резервную копию</w:t>
-            </w:r>
-            <w:r>
-              <w:rPr>
-                <w:szCs w:val="28"/>
-              </w:rPr>
-              <w:t xml:space="preserve"> </w:t>
+              <w:t xml:space="preserve">Нажать кнопку «Создать резервную копию </w:t>
             </w:r>
           </w:p>
         </w:tc>
@@ -2193,13 +2168,7 @@
               <w:rPr>
                 <w:szCs w:val="28"/>
               </w:rPr>
-              <w:t>Тест-кейс №</w:t>
-            </w:r>
-            <w:r>
-              <w:rPr>
-                <w:szCs w:val="28"/>
-              </w:rPr>
-              <w:t>7</w:t>
+              <w:t>Тест-кейс №7</w:t>
             </w:r>
           </w:p>
         </w:tc>
@@ -2346,7 +2315,6 @@
               <w:jc w:val="both"/>
               <w:rPr>
                 <w:szCs w:val="28"/>
-                <w:lang w:val="en-US"/>
               </w:rPr>
             </w:pPr>
             <w:r>
@@ -2471,6 +2439,6121 @@
           <w:p>
             <w:pPr>
               <w:jc w:val="both"/>
+              <w:rPr>
+                <w:b/>
+                <w:bCs/>
+              </w:rPr>
+            </w:pPr>
+            <w:r>
+              <w:rPr>
+                <w:b/>
+                <w:bCs/>
+              </w:rPr>
+              <w:t>Параметр</w:t>
+            </w:r>
+          </w:p>
+        </w:tc>
+        <w:tc>
+          <w:tcPr>
+            <w:tcW w:w="4673" w:type="dxa"/>
+          </w:tcPr>
+          <w:p>
+            <w:pPr>
+              <w:jc w:val="both"/>
+              <w:rPr>
+                <w:b/>
+                <w:bCs/>
+              </w:rPr>
+            </w:pPr>
+            <w:r>
+              <w:rPr>
+                <w:b/>
+                <w:bCs/>
+              </w:rPr>
+              <w:t>Значение</w:t>
+            </w:r>
+          </w:p>
+        </w:tc>
+      </w:tr>
+      <w:tr>
+        <w:tc>
+          <w:tcPr>
+            <w:tcW w:w="4672" w:type="dxa"/>
+          </w:tcPr>
+          <w:p>
+            <w:pPr>
+              <w:jc w:val="both"/>
+              <w:rPr>
+                <w:szCs w:val="28"/>
+              </w:rPr>
+            </w:pPr>
+            <w:r>
+              <w:rPr>
+                <w:szCs w:val="28"/>
+              </w:rPr>
+              <w:t>Номер</w:t>
+            </w:r>
+          </w:p>
+        </w:tc>
+        <w:tc>
+          <w:tcPr>
+            <w:tcW w:w="4673" w:type="dxa"/>
+          </w:tcPr>
+          <w:p>
+            <w:pPr>
+              <w:jc w:val="both"/>
+              <w:rPr>
+                <w:szCs w:val="28"/>
+              </w:rPr>
+            </w:pPr>
+            <w:r>
+              <w:rPr>
+                <w:szCs w:val="28"/>
+              </w:rPr>
+              <w:t>Тест-кейс №8</w:t>
+            </w:r>
+          </w:p>
+        </w:tc>
+      </w:tr>
+      <w:tr>
+        <w:tc>
+          <w:tcPr>
+            <w:tcW w:w="4672" w:type="dxa"/>
+          </w:tcPr>
+          <w:p>
+            <w:pPr>
+              <w:jc w:val="both"/>
+              <w:rPr>
+                <w:szCs w:val="28"/>
+              </w:rPr>
+            </w:pPr>
+            <w:r>
+              <w:rPr>
+                <w:szCs w:val="28"/>
+              </w:rPr>
+              <w:t>Предусловия</w:t>
+            </w:r>
+          </w:p>
+        </w:tc>
+        <w:tc>
+          <w:tcPr>
+            <w:tcW w:w="4673" w:type="dxa"/>
+          </w:tcPr>
+          <w:p>
+            <w:pPr>
+              <w:jc w:val="both"/>
+              <w:rPr>
+                <w:szCs w:val="28"/>
+              </w:rPr>
+            </w:pPr>
+            <w:r>
+              <w:rPr>
+                <w:szCs w:val="28"/>
+              </w:rPr>
+              <w:t>Программа запущена, открыто главное окно</w:t>
+            </w:r>
+          </w:p>
+        </w:tc>
+      </w:tr>
+      <w:tr>
+        <w:tc>
+          <w:tcPr>
+            <w:tcW w:w="4672" w:type="dxa"/>
+          </w:tcPr>
+          <w:p>
+            <w:pPr>
+              <w:jc w:val="both"/>
+              <w:rPr>
+                <w:szCs w:val="28"/>
+              </w:rPr>
+            </w:pPr>
+            <w:r>
+              <w:rPr>
+                <w:szCs w:val="28"/>
+              </w:rPr>
+              <w:t>Шаги</w:t>
+            </w:r>
+          </w:p>
+        </w:tc>
+        <w:tc>
+          <w:tcPr>
+            <w:tcW w:w="4673" w:type="dxa"/>
+          </w:tcPr>
+          <w:p>
+            <w:pPr>
+              <w:jc w:val="both"/>
+              <w:rPr>
+                <w:szCs w:val="28"/>
+              </w:rPr>
+            </w:pPr>
+            <w:r>
+              <w:rPr>
+                <w:szCs w:val="28"/>
+              </w:rPr>
+              <w:t xml:space="preserve">1. Ввести </w:t>
+            </w:r>
+            <w:r>
+              <w:rPr>
+                <w:szCs w:val="28"/>
+              </w:rPr>
+              <w:t>5,8</w:t>
+            </w:r>
+          </w:p>
+          <w:p>
+            <w:pPr>
+              <w:jc w:val="both"/>
+              <w:rPr>
+                <w:szCs w:val="28"/>
+              </w:rPr>
+            </w:pPr>
+            <w:r>
+              <w:rPr>
+                <w:szCs w:val="28"/>
+              </w:rPr>
+              <w:t>2. Нажать «Вычислить»</w:t>
+            </w:r>
+          </w:p>
+        </w:tc>
+      </w:tr>
+      <w:tr>
+        <w:tc>
+          <w:tcPr>
+            <w:tcW w:w="4672" w:type="dxa"/>
+          </w:tcPr>
+          <w:p>
+            <w:pPr>
+              <w:jc w:val="both"/>
+              <w:rPr>
+                <w:szCs w:val="28"/>
+              </w:rPr>
+            </w:pPr>
+            <w:r>
+              <w:rPr>
+                <w:szCs w:val="28"/>
+              </w:rPr>
+              <w:t>Ожидаемый результат</w:t>
+            </w:r>
+          </w:p>
+        </w:tc>
+        <w:tc>
+          <w:tcPr>
+            <w:tcW w:w="4673" w:type="dxa"/>
+          </w:tcPr>
+          <w:p>
+            <w:pPr>
+              <w:jc w:val="both"/>
+              <w:rPr>
+                <w:szCs w:val="28"/>
+              </w:rPr>
+            </w:pPr>
+            <w:r>
+              <w:rPr>
+                <w:szCs w:val="28"/>
+              </w:rPr>
+              <w:t xml:space="preserve">Отображается результат </w:t>
+            </w:r>
+            <w:r>
+              <w:rPr>
+                <w:szCs w:val="28"/>
+              </w:rPr>
+              <w:t>8</w:t>
+            </w:r>
+            <w:r>
+              <w:rPr>
+                <w:szCs w:val="28"/>
+              </w:rPr>
+              <w:t xml:space="preserve"> </w:t>
+            </w:r>
+          </w:p>
+        </w:tc>
+      </w:tr>
+      <w:tr>
+        <w:tc>
+          <w:tcPr>
+            <w:tcW w:w="4672" w:type="dxa"/>
+          </w:tcPr>
+          <w:p>
+            <w:pPr>
+              <w:jc w:val="both"/>
+              <w:rPr>
+                <w:szCs w:val="28"/>
+              </w:rPr>
+            </w:pPr>
+            <w:r>
+              <w:rPr>
+                <w:szCs w:val="28"/>
+              </w:rPr>
+              <w:t>Фактический результат</w:t>
+            </w:r>
+          </w:p>
+        </w:tc>
+        <w:tc>
+          <w:tcPr>
+            <w:tcW w:w="4673" w:type="dxa"/>
+          </w:tcPr>
+          <w:p>
+            <w:pPr>
+              <w:jc w:val="both"/>
+              <w:rPr>
+                <w:szCs w:val="28"/>
+              </w:rPr>
+            </w:pPr>
+            <w:r>
+              <w:rPr>
+                <w:szCs w:val="28"/>
+              </w:rPr>
+              <w:t>Результат соответствует ожидаемому</w:t>
+            </w:r>
+          </w:p>
+        </w:tc>
+      </w:tr>
+      <w:tr>
+        <w:tc>
+          <w:tcPr>
+            <w:tcW w:w="4672" w:type="dxa"/>
+          </w:tcPr>
+          <w:p>
+            <w:pPr>
+              <w:jc w:val="both"/>
+              <w:rPr>
+                <w:szCs w:val="28"/>
+              </w:rPr>
+            </w:pPr>
+            <w:r>
+              <w:rPr>
+                <w:szCs w:val="28"/>
+              </w:rPr>
+              <w:t>Статус</w:t>
+            </w:r>
+          </w:p>
+        </w:tc>
+        <w:tc>
+          <w:tcPr>
+            <w:tcW w:w="4673" w:type="dxa"/>
+          </w:tcPr>
+          <w:p>
+            <w:pPr>
+              <w:jc w:val="both"/>
+              <w:rPr>
+                <w:szCs w:val="28"/>
+                <w:lang w:val="en-US"/>
+              </w:rPr>
+            </w:pPr>
+            <w:r>
+              <w:rPr>
+                <w:szCs w:val="28"/>
+                <w:lang w:val="en-US"/>
+              </w:rPr>
+              <w:t>Passed</w:t>
+            </w:r>
+          </w:p>
+        </w:tc>
+      </w:tr>
+    </w:tbl>
+    <w:p>
+      <w:pPr>
+        <w:jc w:val="both"/>
+        <w:rPr>
+          <w:b/>
+          <w:bCs/>
+          <w:sz w:val="32"/>
+          <w:szCs w:val="24"/>
+        </w:rPr>
+      </w:pPr>
+    </w:p>
+    <w:tbl>
+      <w:tblPr>
+        <w:tblStyle w:val="ac"/>
+        <w:tblW w:w="0" w:type="auto"/>
+        <w:tblLook w:val="04A0" w:firstRow="1" w:lastRow="0" w:firstColumn="1" w:lastColumn="0" w:noHBand="0" w:noVBand="1"/>
+      </w:tblPr>
+      <w:tblGrid>
+        <w:gridCol w:w="4672"/>
+        <w:gridCol w:w="4673"/>
+      </w:tblGrid>
+      <w:tr>
+        <w:tc>
+          <w:tcPr>
+            <w:tcW w:w="4672" w:type="dxa"/>
+          </w:tcPr>
+          <w:p>
+            <w:pPr>
+              <w:jc w:val="both"/>
+              <w:rPr>
+                <w:b/>
+                <w:bCs/>
+              </w:rPr>
+            </w:pPr>
+            <w:r>
+              <w:rPr>
+                <w:b/>
+                <w:bCs/>
+              </w:rPr>
+              <w:t>Параметр</w:t>
+            </w:r>
+          </w:p>
+        </w:tc>
+        <w:tc>
+          <w:tcPr>
+            <w:tcW w:w="4673" w:type="dxa"/>
+          </w:tcPr>
+          <w:p>
+            <w:pPr>
+              <w:jc w:val="both"/>
+              <w:rPr>
+                <w:b/>
+                <w:bCs/>
+              </w:rPr>
+            </w:pPr>
+            <w:r>
+              <w:rPr>
+                <w:b/>
+                <w:bCs/>
+              </w:rPr>
+              <w:t>Значение</w:t>
+            </w:r>
+          </w:p>
+        </w:tc>
+      </w:tr>
+      <w:tr>
+        <w:tc>
+          <w:tcPr>
+            <w:tcW w:w="4672" w:type="dxa"/>
+          </w:tcPr>
+          <w:p>
+            <w:pPr>
+              <w:jc w:val="both"/>
+              <w:rPr>
+                <w:szCs w:val="28"/>
+              </w:rPr>
+            </w:pPr>
+            <w:r>
+              <w:rPr>
+                <w:szCs w:val="28"/>
+              </w:rPr>
+              <w:t>Номер</w:t>
+            </w:r>
+          </w:p>
+        </w:tc>
+        <w:tc>
+          <w:tcPr>
+            <w:tcW w:w="4673" w:type="dxa"/>
+          </w:tcPr>
+          <w:p>
+            <w:pPr>
+              <w:jc w:val="both"/>
+              <w:rPr>
+                <w:szCs w:val="28"/>
+              </w:rPr>
+            </w:pPr>
+            <w:r>
+              <w:rPr>
+                <w:szCs w:val="28"/>
+              </w:rPr>
+              <w:t>Тест-кейс №9</w:t>
+            </w:r>
+          </w:p>
+        </w:tc>
+      </w:tr>
+      <w:tr>
+        <w:tc>
+          <w:tcPr>
+            <w:tcW w:w="4672" w:type="dxa"/>
+          </w:tcPr>
+          <w:p>
+            <w:pPr>
+              <w:jc w:val="both"/>
+              <w:rPr>
+                <w:szCs w:val="28"/>
+              </w:rPr>
+            </w:pPr>
+            <w:r>
+              <w:rPr>
+                <w:szCs w:val="28"/>
+              </w:rPr>
+              <w:t>Предусловия</w:t>
+            </w:r>
+          </w:p>
+        </w:tc>
+        <w:tc>
+          <w:tcPr>
+            <w:tcW w:w="4673" w:type="dxa"/>
+          </w:tcPr>
+          <w:p>
+            <w:pPr>
+              <w:jc w:val="both"/>
+              <w:rPr>
+                <w:szCs w:val="28"/>
+              </w:rPr>
+            </w:pPr>
+            <w:r>
+              <w:rPr>
+                <w:szCs w:val="28"/>
+              </w:rPr>
+              <w:t>Программа запущена, открыто главное окно</w:t>
+            </w:r>
+          </w:p>
+        </w:tc>
+      </w:tr>
+      <w:tr>
+        <w:tc>
+          <w:tcPr>
+            <w:tcW w:w="4672" w:type="dxa"/>
+          </w:tcPr>
+          <w:p>
+            <w:pPr>
+              <w:jc w:val="both"/>
+              <w:rPr>
+                <w:szCs w:val="28"/>
+              </w:rPr>
+            </w:pPr>
+            <w:r>
+              <w:rPr>
+                <w:szCs w:val="28"/>
+              </w:rPr>
+              <w:t>Шаги</w:t>
+            </w:r>
+          </w:p>
+        </w:tc>
+        <w:tc>
+          <w:tcPr>
+            <w:tcW w:w="4673" w:type="dxa"/>
+          </w:tcPr>
+          <w:p>
+            <w:pPr>
+              <w:jc w:val="both"/>
+              <w:rPr>
+                <w:szCs w:val="28"/>
+              </w:rPr>
+            </w:pPr>
+            <w:r>
+              <w:rPr>
+                <w:szCs w:val="28"/>
+              </w:rPr>
+              <w:t xml:space="preserve">1. Ввести </w:t>
+            </w:r>
+            <w:r>
+              <w:rPr>
+                <w:szCs w:val="28"/>
+              </w:rPr>
+              <w:t>999,999</w:t>
+            </w:r>
+          </w:p>
+          <w:p>
+            <w:pPr>
+              <w:jc w:val="both"/>
+              <w:rPr>
+                <w:szCs w:val="28"/>
+              </w:rPr>
+            </w:pPr>
+            <w:r>
+              <w:rPr>
+                <w:szCs w:val="28"/>
+              </w:rPr>
+              <w:t>2. Нажать «Вычислить»</w:t>
+            </w:r>
+          </w:p>
+        </w:tc>
+      </w:tr>
+      <w:tr>
+        <w:tc>
+          <w:tcPr>
+            <w:tcW w:w="4672" w:type="dxa"/>
+          </w:tcPr>
+          <w:p>
+            <w:pPr>
+              <w:jc w:val="both"/>
+              <w:rPr>
+                <w:szCs w:val="28"/>
+              </w:rPr>
+            </w:pPr>
+            <w:r>
+              <w:rPr>
+                <w:szCs w:val="28"/>
+              </w:rPr>
+              <w:t>Ожидаемый результат</w:t>
+            </w:r>
+          </w:p>
+        </w:tc>
+        <w:tc>
+          <w:tcPr>
+            <w:tcW w:w="4673" w:type="dxa"/>
+          </w:tcPr>
+          <w:p>
+            <w:pPr>
+              <w:jc w:val="both"/>
+              <w:rPr>
+                <w:szCs w:val="28"/>
+              </w:rPr>
+            </w:pPr>
+            <w:r>
+              <w:rPr>
+                <w:szCs w:val="28"/>
+              </w:rPr>
+              <w:t xml:space="preserve">Отображается результат </w:t>
+            </w:r>
+            <w:r>
+              <w:rPr>
+                <w:szCs w:val="28"/>
+              </w:rPr>
+              <w:t>27</w:t>
+            </w:r>
+            <w:r>
+              <w:rPr>
+                <w:szCs w:val="28"/>
+              </w:rPr>
+              <w:t xml:space="preserve"> </w:t>
+            </w:r>
+          </w:p>
+        </w:tc>
+      </w:tr>
+      <w:tr>
+        <w:tc>
+          <w:tcPr>
+            <w:tcW w:w="4672" w:type="dxa"/>
+          </w:tcPr>
+          <w:p>
+            <w:pPr>
+              <w:jc w:val="both"/>
+              <w:rPr>
+                <w:szCs w:val="28"/>
+              </w:rPr>
+            </w:pPr>
+            <w:r>
+              <w:rPr>
+                <w:szCs w:val="28"/>
+              </w:rPr>
+              <w:t>Фактический результат</w:t>
+            </w:r>
+          </w:p>
+        </w:tc>
+        <w:tc>
+          <w:tcPr>
+            <w:tcW w:w="4673" w:type="dxa"/>
+          </w:tcPr>
+          <w:p>
+            <w:pPr>
+              <w:jc w:val="both"/>
+              <w:rPr>
+                <w:szCs w:val="28"/>
+              </w:rPr>
+            </w:pPr>
+            <w:r>
+              <w:rPr>
+                <w:szCs w:val="28"/>
+              </w:rPr>
+              <w:t>Результат соответствует ожидаемому</w:t>
+            </w:r>
+          </w:p>
+        </w:tc>
+      </w:tr>
+      <w:tr>
+        <w:tc>
+          <w:tcPr>
+            <w:tcW w:w="4672" w:type="dxa"/>
+          </w:tcPr>
+          <w:p>
+            <w:pPr>
+              <w:jc w:val="both"/>
+              <w:rPr>
+                <w:szCs w:val="28"/>
+              </w:rPr>
+            </w:pPr>
+            <w:r>
+              <w:rPr>
+                <w:szCs w:val="28"/>
+              </w:rPr>
+              <w:t>Статус</w:t>
+            </w:r>
+          </w:p>
+        </w:tc>
+        <w:tc>
+          <w:tcPr>
+            <w:tcW w:w="4673" w:type="dxa"/>
+          </w:tcPr>
+          <w:p>
+            <w:pPr>
+              <w:jc w:val="both"/>
+              <w:rPr>
+                <w:szCs w:val="28"/>
+                <w:lang w:val="en-US"/>
+              </w:rPr>
+            </w:pPr>
+            <w:r>
+              <w:rPr>
+                <w:szCs w:val="28"/>
+                <w:lang w:val="en-US"/>
+              </w:rPr>
+              <w:t>Passed</w:t>
+            </w:r>
+          </w:p>
+        </w:tc>
+      </w:tr>
+    </w:tbl>
+    <w:p>
+      <w:pPr>
+        <w:jc w:val="both"/>
+        <w:rPr>
+          <w:b/>
+          <w:bCs/>
+          <w:sz w:val="32"/>
+          <w:szCs w:val="24"/>
+        </w:rPr>
+      </w:pPr>
+    </w:p>
+    <w:tbl>
+      <w:tblPr>
+        <w:tblStyle w:val="ac"/>
+        <w:tblW w:w="0" w:type="auto"/>
+        <w:tblLook w:val="04A0" w:firstRow="1" w:lastRow="0" w:firstColumn="1" w:lastColumn="0" w:noHBand="0" w:noVBand="1"/>
+      </w:tblPr>
+      <w:tblGrid>
+        <w:gridCol w:w="4672"/>
+        <w:gridCol w:w="4673"/>
+      </w:tblGrid>
+      <w:tr>
+        <w:tc>
+          <w:tcPr>
+            <w:tcW w:w="4672" w:type="dxa"/>
+          </w:tcPr>
+          <w:p>
+            <w:pPr>
+              <w:jc w:val="both"/>
+              <w:rPr>
+                <w:b/>
+                <w:bCs/>
+              </w:rPr>
+            </w:pPr>
+            <w:r>
+              <w:rPr>
+                <w:b/>
+                <w:bCs/>
+              </w:rPr>
+              <w:t>Параметр</w:t>
+            </w:r>
+          </w:p>
+        </w:tc>
+        <w:tc>
+          <w:tcPr>
+            <w:tcW w:w="4673" w:type="dxa"/>
+          </w:tcPr>
+          <w:p>
+            <w:pPr>
+              <w:jc w:val="both"/>
+              <w:rPr>
+                <w:b/>
+                <w:bCs/>
+              </w:rPr>
+            </w:pPr>
+            <w:r>
+              <w:rPr>
+                <w:b/>
+                <w:bCs/>
+              </w:rPr>
+              <w:t>Значение</w:t>
+            </w:r>
+          </w:p>
+        </w:tc>
+      </w:tr>
+      <w:tr>
+        <w:tc>
+          <w:tcPr>
+            <w:tcW w:w="4672" w:type="dxa"/>
+          </w:tcPr>
+          <w:p>
+            <w:pPr>
+              <w:jc w:val="both"/>
+              <w:rPr>
+                <w:szCs w:val="28"/>
+              </w:rPr>
+            </w:pPr>
+            <w:r>
+              <w:rPr>
+                <w:szCs w:val="28"/>
+              </w:rPr>
+              <w:t>Номер</w:t>
+            </w:r>
+          </w:p>
+        </w:tc>
+        <w:tc>
+          <w:tcPr>
+            <w:tcW w:w="4673" w:type="dxa"/>
+          </w:tcPr>
+          <w:p>
+            <w:pPr>
+              <w:jc w:val="both"/>
+              <w:rPr>
+                <w:szCs w:val="28"/>
+              </w:rPr>
+            </w:pPr>
+            <w:r>
+              <w:rPr>
+                <w:szCs w:val="28"/>
+              </w:rPr>
+              <w:t>Тест-кейс №10</w:t>
+            </w:r>
+          </w:p>
+        </w:tc>
+      </w:tr>
+      <w:tr>
+        <w:tc>
+          <w:tcPr>
+            <w:tcW w:w="4672" w:type="dxa"/>
+          </w:tcPr>
+          <w:p>
+            <w:pPr>
+              <w:jc w:val="both"/>
+              <w:rPr>
+                <w:szCs w:val="28"/>
+              </w:rPr>
+            </w:pPr>
+            <w:r>
+              <w:rPr>
+                <w:szCs w:val="28"/>
+              </w:rPr>
+              <w:t>Предусловия</w:t>
+            </w:r>
+          </w:p>
+        </w:tc>
+        <w:tc>
+          <w:tcPr>
+            <w:tcW w:w="4673" w:type="dxa"/>
+          </w:tcPr>
+          <w:p>
+            <w:pPr>
+              <w:jc w:val="both"/>
+              <w:rPr>
+                <w:szCs w:val="28"/>
+              </w:rPr>
+            </w:pPr>
+            <w:r>
+              <w:rPr>
+                <w:szCs w:val="28"/>
+              </w:rPr>
+              <w:t>Программа запущена, открыто главное окно</w:t>
+            </w:r>
+          </w:p>
+        </w:tc>
+      </w:tr>
+      <w:tr>
+        <w:tc>
+          <w:tcPr>
+            <w:tcW w:w="4672" w:type="dxa"/>
+          </w:tcPr>
+          <w:p>
+            <w:pPr>
+              <w:jc w:val="both"/>
+              <w:rPr>
+                <w:szCs w:val="28"/>
+              </w:rPr>
+            </w:pPr>
+            <w:r>
+              <w:rPr>
+                <w:szCs w:val="28"/>
+              </w:rPr>
+              <w:t>Шаги</w:t>
+            </w:r>
+          </w:p>
+        </w:tc>
+        <w:tc>
+          <w:tcPr>
+            <w:tcW w:w="4673" w:type="dxa"/>
+          </w:tcPr>
+          <w:p>
+            <w:pPr>
+              <w:jc w:val="both"/>
+              <w:rPr>
+                <w:szCs w:val="28"/>
+              </w:rPr>
+            </w:pPr>
+            <w:r>
+              <w:rPr>
+                <w:szCs w:val="28"/>
+              </w:rPr>
+              <w:t xml:space="preserve">1. </w:t>
+            </w:r>
+            <w:r>
+              <w:rPr>
+                <w:szCs w:val="28"/>
+              </w:rPr>
+              <w:t>Оставить поле пустым</w:t>
+            </w:r>
+          </w:p>
+          <w:p>
+            <w:pPr>
+              <w:jc w:val="both"/>
+              <w:rPr>
+                <w:szCs w:val="28"/>
+              </w:rPr>
+            </w:pPr>
+            <w:r>
+              <w:rPr>
+                <w:szCs w:val="28"/>
+              </w:rPr>
+              <w:t>2. Нажать «Вычислить»</w:t>
+            </w:r>
+          </w:p>
+        </w:tc>
+      </w:tr>
+      <w:tr>
+        <w:tc>
+          <w:tcPr>
+            <w:tcW w:w="4672" w:type="dxa"/>
+          </w:tcPr>
+          <w:p>
+            <w:pPr>
+              <w:jc w:val="both"/>
+              <w:rPr>
+                <w:szCs w:val="28"/>
+              </w:rPr>
+            </w:pPr>
+            <w:r>
+              <w:rPr>
+                <w:szCs w:val="28"/>
+              </w:rPr>
+              <w:t>Ожидаемый результат</w:t>
+            </w:r>
+          </w:p>
+        </w:tc>
+        <w:tc>
+          <w:tcPr>
+            <w:tcW w:w="4673" w:type="dxa"/>
+          </w:tcPr>
+          <w:p>
+            <w:pPr>
+              <w:jc w:val="both"/>
+              <w:rPr>
+                <w:szCs w:val="28"/>
+              </w:rPr>
+            </w:pPr>
+            <w:r>
+              <w:rPr>
+                <w:szCs w:val="28"/>
+              </w:rPr>
+              <w:t>Отображается сообщение об ошибке ввода.</w:t>
+            </w:r>
+          </w:p>
+        </w:tc>
+      </w:tr>
+      <w:tr>
+        <w:tc>
+          <w:tcPr>
+            <w:tcW w:w="4672" w:type="dxa"/>
+          </w:tcPr>
+          <w:p>
+            <w:pPr>
+              <w:jc w:val="both"/>
+              <w:rPr>
+                <w:szCs w:val="28"/>
+              </w:rPr>
+            </w:pPr>
+            <w:r>
+              <w:rPr>
+                <w:szCs w:val="28"/>
+              </w:rPr>
+              <w:t>Фактический результат</w:t>
+            </w:r>
+          </w:p>
+        </w:tc>
+        <w:tc>
+          <w:tcPr>
+            <w:tcW w:w="4673" w:type="dxa"/>
+          </w:tcPr>
+          <w:p>
+            <w:pPr>
+              <w:jc w:val="both"/>
+              <w:rPr>
+                <w:szCs w:val="28"/>
+              </w:rPr>
+            </w:pPr>
+            <w:r>
+              <w:rPr>
+                <w:szCs w:val="28"/>
+              </w:rPr>
+              <w:t>Сообщение отображается корректно.</w:t>
+            </w:r>
+          </w:p>
+        </w:tc>
+      </w:tr>
+      <w:tr>
+        <w:tc>
+          <w:tcPr>
+            <w:tcW w:w="4672" w:type="dxa"/>
+          </w:tcPr>
+          <w:p>
+            <w:pPr>
+              <w:jc w:val="both"/>
+              <w:rPr>
+                <w:szCs w:val="28"/>
+              </w:rPr>
+            </w:pPr>
+            <w:r>
+              <w:rPr>
+                <w:szCs w:val="28"/>
+              </w:rPr>
+              <w:t>Статус</w:t>
+            </w:r>
+          </w:p>
+        </w:tc>
+        <w:tc>
+          <w:tcPr>
+            <w:tcW w:w="4673" w:type="dxa"/>
+          </w:tcPr>
+          <w:p>
+            <w:pPr>
+              <w:jc w:val="both"/>
+              <w:rPr>
+                <w:szCs w:val="28"/>
+                <w:lang w:val="en-US"/>
+              </w:rPr>
+            </w:pPr>
+            <w:r>
+              <w:rPr>
+                <w:szCs w:val="28"/>
+                <w:lang w:val="en-US"/>
+              </w:rPr>
+              <w:t>Passed</w:t>
+            </w:r>
+          </w:p>
+        </w:tc>
+      </w:tr>
+    </w:tbl>
+    <w:p>
+      <w:pPr>
+        <w:jc w:val="both"/>
+        <w:rPr>
+          <w:b/>
+          <w:bCs/>
+          <w:sz w:val="32"/>
+          <w:szCs w:val="24"/>
+        </w:rPr>
+      </w:pPr>
+    </w:p>
+    <w:tbl>
+      <w:tblPr>
+        <w:tblStyle w:val="ac"/>
+        <w:tblW w:w="0" w:type="auto"/>
+        <w:tblLook w:val="04A0" w:firstRow="1" w:lastRow="0" w:firstColumn="1" w:lastColumn="0" w:noHBand="0" w:noVBand="1"/>
+      </w:tblPr>
+      <w:tblGrid>
+        <w:gridCol w:w="4672"/>
+        <w:gridCol w:w="4673"/>
+      </w:tblGrid>
+      <w:tr>
+        <w:tc>
+          <w:tcPr>
+            <w:tcW w:w="4672" w:type="dxa"/>
+          </w:tcPr>
+          <w:p>
+            <w:pPr>
+              <w:jc w:val="both"/>
+              <w:rPr>
+                <w:b/>
+                <w:bCs/>
+              </w:rPr>
+            </w:pPr>
+            <w:r>
+              <w:rPr>
+                <w:b/>
+                <w:bCs/>
+              </w:rPr>
+              <w:t>Параметр</w:t>
+            </w:r>
+          </w:p>
+        </w:tc>
+        <w:tc>
+          <w:tcPr>
+            <w:tcW w:w="4673" w:type="dxa"/>
+          </w:tcPr>
+          <w:p>
+            <w:pPr>
+              <w:jc w:val="both"/>
+              <w:rPr>
+                <w:b/>
+                <w:bCs/>
+              </w:rPr>
+            </w:pPr>
+            <w:r>
+              <w:rPr>
+                <w:b/>
+                <w:bCs/>
+              </w:rPr>
+              <w:t>Значение</w:t>
+            </w:r>
+          </w:p>
+        </w:tc>
+      </w:tr>
+      <w:tr>
+        <w:tc>
+          <w:tcPr>
+            <w:tcW w:w="4672" w:type="dxa"/>
+          </w:tcPr>
+          <w:p>
+            <w:pPr>
+              <w:jc w:val="both"/>
+              <w:rPr>
+                <w:szCs w:val="28"/>
+              </w:rPr>
+            </w:pPr>
+            <w:r>
+              <w:rPr>
+                <w:szCs w:val="28"/>
+              </w:rPr>
+              <w:t>Номер</w:t>
+            </w:r>
+          </w:p>
+        </w:tc>
+        <w:tc>
+          <w:tcPr>
+            <w:tcW w:w="4673" w:type="dxa"/>
+          </w:tcPr>
+          <w:p>
+            <w:pPr>
+              <w:jc w:val="both"/>
+              <w:rPr>
+                <w:szCs w:val="28"/>
+              </w:rPr>
+            </w:pPr>
+            <w:r>
+              <w:rPr>
+                <w:szCs w:val="28"/>
+              </w:rPr>
+              <w:t>Тест-кейс №11</w:t>
+            </w:r>
+          </w:p>
+        </w:tc>
+      </w:tr>
+      <w:tr>
+        <w:tc>
+          <w:tcPr>
+            <w:tcW w:w="4672" w:type="dxa"/>
+          </w:tcPr>
+          <w:p>
+            <w:pPr>
+              <w:jc w:val="both"/>
+              <w:rPr>
+                <w:szCs w:val="28"/>
+              </w:rPr>
+            </w:pPr>
+            <w:r>
+              <w:rPr>
+                <w:szCs w:val="28"/>
+              </w:rPr>
+              <w:t>Предусловия</w:t>
+            </w:r>
+          </w:p>
+        </w:tc>
+        <w:tc>
+          <w:tcPr>
+            <w:tcW w:w="4673" w:type="dxa"/>
+          </w:tcPr>
+          <w:p>
+            <w:pPr>
+              <w:jc w:val="both"/>
+              <w:rPr>
+                <w:szCs w:val="28"/>
+              </w:rPr>
+            </w:pPr>
+            <w:r>
+              <w:rPr>
+                <w:szCs w:val="28"/>
+              </w:rPr>
+              <w:t>Программа запущена, открыто главное окно</w:t>
+            </w:r>
+          </w:p>
+        </w:tc>
+      </w:tr>
+      <w:tr>
+        <w:tc>
+          <w:tcPr>
+            <w:tcW w:w="4672" w:type="dxa"/>
+          </w:tcPr>
+          <w:p>
+            <w:pPr>
+              <w:jc w:val="both"/>
+              <w:rPr>
+                <w:szCs w:val="28"/>
+              </w:rPr>
+            </w:pPr>
+            <w:r>
+              <w:rPr>
+                <w:szCs w:val="28"/>
+              </w:rPr>
+              <w:t>Шаги</w:t>
+            </w:r>
+          </w:p>
+        </w:tc>
+        <w:tc>
+          <w:tcPr>
+            <w:tcW w:w="4673" w:type="dxa"/>
+          </w:tcPr>
+          <w:p>
+            <w:pPr>
+              <w:jc w:val="both"/>
+              <w:rPr>
+                <w:szCs w:val="28"/>
+              </w:rPr>
+            </w:pPr>
+            <w:r>
+              <w:rPr>
+                <w:szCs w:val="28"/>
+              </w:rPr>
+              <w:t xml:space="preserve">1. </w:t>
+            </w:r>
+            <w:r>
+              <w:rPr>
+                <w:szCs w:val="28"/>
+              </w:rPr>
+              <w:t>Ввести !</w:t>
+            </w:r>
+            <w:r>
+              <w:rPr>
+                <w:szCs w:val="28"/>
+                <w:lang w:val="en-US"/>
+              </w:rPr>
+              <w:t>@</w:t>
+            </w:r>
+            <w:r>
+              <w:rPr>
+                <w:szCs w:val="28"/>
+              </w:rPr>
+              <w:t>:</w:t>
+            </w:r>
+          </w:p>
+          <w:p>
+            <w:pPr>
+              <w:jc w:val="both"/>
+              <w:rPr>
+                <w:szCs w:val="28"/>
+              </w:rPr>
+            </w:pPr>
+            <w:r>
+              <w:rPr>
+                <w:szCs w:val="28"/>
+              </w:rPr>
+              <w:t>2. Нажать «Вычислить»</w:t>
+            </w:r>
+          </w:p>
+        </w:tc>
+      </w:tr>
+      <w:tr>
+        <w:tc>
+          <w:tcPr>
+            <w:tcW w:w="4672" w:type="dxa"/>
+          </w:tcPr>
+          <w:p>
+            <w:pPr>
+              <w:jc w:val="both"/>
+              <w:rPr>
+                <w:szCs w:val="28"/>
+              </w:rPr>
+            </w:pPr>
+            <w:r>
+              <w:rPr>
+                <w:szCs w:val="28"/>
+              </w:rPr>
+              <w:t>Ожидаемый результат</w:t>
+            </w:r>
+          </w:p>
+        </w:tc>
+        <w:tc>
+          <w:tcPr>
+            <w:tcW w:w="4673" w:type="dxa"/>
+          </w:tcPr>
+          <w:p>
+            <w:pPr>
+              <w:jc w:val="both"/>
+              <w:rPr>
+                <w:szCs w:val="28"/>
+              </w:rPr>
+            </w:pPr>
+            <w:r>
+              <w:rPr>
+                <w:szCs w:val="28"/>
+              </w:rPr>
+              <w:t>Отображается сообщение об ошибке ввода.</w:t>
+            </w:r>
+          </w:p>
+        </w:tc>
+      </w:tr>
+      <w:tr>
+        <w:tc>
+          <w:tcPr>
+            <w:tcW w:w="4672" w:type="dxa"/>
+          </w:tcPr>
+          <w:p>
+            <w:pPr>
+              <w:jc w:val="both"/>
+              <w:rPr>
+                <w:szCs w:val="28"/>
+              </w:rPr>
+            </w:pPr>
+            <w:r>
+              <w:rPr>
+                <w:szCs w:val="28"/>
+              </w:rPr>
+              <w:lastRenderedPageBreak/>
+              <w:t>Фактический результат</w:t>
+            </w:r>
+          </w:p>
+        </w:tc>
+        <w:tc>
+          <w:tcPr>
+            <w:tcW w:w="4673" w:type="dxa"/>
+          </w:tcPr>
+          <w:p>
+            <w:pPr>
+              <w:jc w:val="both"/>
+              <w:rPr>
+                <w:szCs w:val="28"/>
+              </w:rPr>
+            </w:pPr>
+            <w:r>
+              <w:rPr>
+                <w:szCs w:val="28"/>
+              </w:rPr>
+              <w:t>Сообщение отображается корректно.</w:t>
+            </w:r>
+          </w:p>
+        </w:tc>
+      </w:tr>
+      <w:tr>
+        <w:tc>
+          <w:tcPr>
+            <w:tcW w:w="4672" w:type="dxa"/>
+          </w:tcPr>
+          <w:p>
+            <w:pPr>
+              <w:jc w:val="both"/>
+              <w:rPr>
+                <w:szCs w:val="28"/>
+              </w:rPr>
+            </w:pPr>
+            <w:r>
+              <w:rPr>
+                <w:szCs w:val="28"/>
+              </w:rPr>
+              <w:t>Статус</w:t>
+            </w:r>
+          </w:p>
+        </w:tc>
+        <w:tc>
+          <w:tcPr>
+            <w:tcW w:w="4673" w:type="dxa"/>
+          </w:tcPr>
+          <w:p>
+            <w:pPr>
+              <w:jc w:val="both"/>
+              <w:rPr>
+                <w:szCs w:val="28"/>
+                <w:lang w:val="en-US"/>
+              </w:rPr>
+            </w:pPr>
+            <w:r>
+              <w:rPr>
+                <w:szCs w:val="28"/>
+                <w:lang w:val="en-US"/>
+              </w:rPr>
+              <w:t>Passed</w:t>
+            </w:r>
+          </w:p>
+        </w:tc>
+      </w:tr>
+    </w:tbl>
+    <w:p>
+      <w:pPr>
+        <w:jc w:val="both"/>
+        <w:rPr>
+          <w:b/>
+          <w:bCs/>
+          <w:sz w:val="32"/>
+          <w:szCs w:val="24"/>
+        </w:rPr>
+      </w:pPr>
+    </w:p>
+    <w:tbl>
+      <w:tblPr>
+        <w:tblStyle w:val="ac"/>
+        <w:tblW w:w="0" w:type="auto"/>
+        <w:tblLook w:val="04A0" w:firstRow="1" w:lastRow="0" w:firstColumn="1" w:lastColumn="0" w:noHBand="0" w:noVBand="1"/>
+      </w:tblPr>
+      <w:tblGrid>
+        <w:gridCol w:w="4672"/>
+        <w:gridCol w:w="4673"/>
+      </w:tblGrid>
+      <w:tr>
+        <w:tc>
+          <w:tcPr>
+            <w:tcW w:w="4672" w:type="dxa"/>
+          </w:tcPr>
+          <w:p>
+            <w:pPr>
+              <w:jc w:val="both"/>
+              <w:rPr>
+                <w:b/>
+                <w:bCs/>
+              </w:rPr>
+            </w:pPr>
+            <w:r>
+              <w:rPr>
+                <w:b/>
+                <w:bCs/>
+              </w:rPr>
+              <w:t>Параметр</w:t>
+            </w:r>
+          </w:p>
+        </w:tc>
+        <w:tc>
+          <w:tcPr>
+            <w:tcW w:w="4673" w:type="dxa"/>
+          </w:tcPr>
+          <w:p>
+            <w:pPr>
+              <w:jc w:val="both"/>
+              <w:rPr>
+                <w:b/>
+                <w:bCs/>
+              </w:rPr>
+            </w:pPr>
+            <w:r>
+              <w:rPr>
+                <w:b/>
+                <w:bCs/>
+              </w:rPr>
+              <w:t>Значение</w:t>
+            </w:r>
+          </w:p>
+        </w:tc>
+      </w:tr>
+      <w:tr>
+        <w:tc>
+          <w:tcPr>
+            <w:tcW w:w="4672" w:type="dxa"/>
+          </w:tcPr>
+          <w:p>
+            <w:pPr>
+              <w:jc w:val="both"/>
+              <w:rPr>
+                <w:szCs w:val="28"/>
+              </w:rPr>
+            </w:pPr>
+            <w:r>
+              <w:rPr>
+                <w:szCs w:val="28"/>
+              </w:rPr>
+              <w:t>Номер</w:t>
+            </w:r>
+          </w:p>
+        </w:tc>
+        <w:tc>
+          <w:tcPr>
+            <w:tcW w:w="4673" w:type="dxa"/>
+          </w:tcPr>
+          <w:p>
+            <w:pPr>
+              <w:jc w:val="both"/>
+              <w:rPr>
+                <w:szCs w:val="28"/>
+              </w:rPr>
+            </w:pPr>
+            <w:r>
+              <w:rPr>
+                <w:szCs w:val="28"/>
+              </w:rPr>
+              <w:t>Тест-кейс №12</w:t>
+            </w:r>
+          </w:p>
+        </w:tc>
+      </w:tr>
+      <w:tr>
+        <w:tc>
+          <w:tcPr>
+            <w:tcW w:w="4672" w:type="dxa"/>
+          </w:tcPr>
+          <w:p>
+            <w:pPr>
+              <w:jc w:val="both"/>
+              <w:rPr>
+                <w:szCs w:val="28"/>
+              </w:rPr>
+            </w:pPr>
+            <w:r>
+              <w:rPr>
+                <w:szCs w:val="28"/>
+              </w:rPr>
+              <w:t>Предусловия</w:t>
+            </w:r>
+          </w:p>
+        </w:tc>
+        <w:tc>
+          <w:tcPr>
+            <w:tcW w:w="4673" w:type="dxa"/>
+          </w:tcPr>
+          <w:p>
+            <w:pPr>
+              <w:jc w:val="both"/>
+              <w:rPr>
+                <w:szCs w:val="28"/>
+              </w:rPr>
+            </w:pPr>
+            <w:r>
+              <w:rPr>
+                <w:szCs w:val="28"/>
+              </w:rPr>
+              <w:t>Программа запущена, открыто главное окно</w:t>
+            </w:r>
+          </w:p>
+        </w:tc>
+      </w:tr>
+      <w:tr>
+        <w:tc>
+          <w:tcPr>
+            <w:tcW w:w="4672" w:type="dxa"/>
+          </w:tcPr>
+          <w:p>
+            <w:pPr>
+              <w:jc w:val="both"/>
+              <w:rPr>
+                <w:szCs w:val="28"/>
+              </w:rPr>
+            </w:pPr>
+            <w:r>
+              <w:rPr>
+                <w:szCs w:val="28"/>
+              </w:rPr>
+              <w:t>Шаги</w:t>
+            </w:r>
+          </w:p>
+        </w:tc>
+        <w:tc>
+          <w:tcPr>
+            <w:tcW w:w="4673" w:type="dxa"/>
+          </w:tcPr>
+          <w:p>
+            <w:pPr>
+              <w:jc w:val="both"/>
+              <w:rPr>
+                <w:szCs w:val="28"/>
+              </w:rPr>
+            </w:pPr>
+            <w:r>
+              <w:rPr>
+                <w:szCs w:val="28"/>
+              </w:rPr>
+              <w:t xml:space="preserve">1. </w:t>
+            </w:r>
+            <w:r>
+              <w:rPr>
+                <w:szCs w:val="28"/>
+              </w:rPr>
+              <w:t>Ввести значение 12,,34</w:t>
+            </w:r>
+          </w:p>
+          <w:p>
+            <w:pPr>
+              <w:jc w:val="both"/>
+              <w:rPr>
+                <w:szCs w:val="28"/>
+              </w:rPr>
+            </w:pPr>
+            <w:r>
+              <w:rPr>
+                <w:szCs w:val="28"/>
+              </w:rPr>
+              <w:t>2. Нажать «Вычислить»</w:t>
+            </w:r>
+          </w:p>
+        </w:tc>
+      </w:tr>
+      <w:tr>
+        <w:tc>
+          <w:tcPr>
+            <w:tcW w:w="4672" w:type="dxa"/>
+          </w:tcPr>
+          <w:p>
+            <w:pPr>
+              <w:jc w:val="both"/>
+              <w:rPr>
+                <w:szCs w:val="28"/>
+              </w:rPr>
+            </w:pPr>
+            <w:r>
+              <w:rPr>
+                <w:szCs w:val="28"/>
+              </w:rPr>
+              <w:t>Ожидаемый результат</w:t>
+            </w:r>
+          </w:p>
+        </w:tc>
+        <w:tc>
+          <w:tcPr>
+            <w:tcW w:w="4673" w:type="dxa"/>
+          </w:tcPr>
+          <w:p>
+            <w:pPr>
+              <w:jc w:val="both"/>
+              <w:rPr>
+                <w:szCs w:val="28"/>
+              </w:rPr>
+            </w:pPr>
+            <w:r>
+              <w:rPr>
+                <w:szCs w:val="28"/>
+              </w:rPr>
+              <w:t>Отображается сообщение об ошибке ввода.</w:t>
+            </w:r>
+          </w:p>
+        </w:tc>
+      </w:tr>
+      <w:tr>
+        <w:tc>
+          <w:tcPr>
+            <w:tcW w:w="4672" w:type="dxa"/>
+          </w:tcPr>
+          <w:p>
+            <w:pPr>
+              <w:jc w:val="both"/>
+              <w:rPr>
+                <w:szCs w:val="28"/>
+              </w:rPr>
+            </w:pPr>
+            <w:r>
+              <w:rPr>
+                <w:szCs w:val="28"/>
+              </w:rPr>
+              <w:t>Фактический результат</w:t>
+            </w:r>
+          </w:p>
+        </w:tc>
+        <w:tc>
+          <w:tcPr>
+            <w:tcW w:w="4673" w:type="dxa"/>
+          </w:tcPr>
+          <w:p>
+            <w:pPr>
+              <w:jc w:val="both"/>
+              <w:rPr>
+                <w:szCs w:val="28"/>
+              </w:rPr>
+            </w:pPr>
+            <w:r>
+              <w:rPr>
+                <w:szCs w:val="28"/>
+              </w:rPr>
+              <w:t>Сообщение отображается корректно.</w:t>
+            </w:r>
+          </w:p>
+        </w:tc>
+      </w:tr>
+      <w:tr>
+        <w:tc>
+          <w:tcPr>
+            <w:tcW w:w="4672" w:type="dxa"/>
+          </w:tcPr>
+          <w:p>
+            <w:pPr>
+              <w:jc w:val="both"/>
+              <w:rPr>
+                <w:szCs w:val="28"/>
+              </w:rPr>
+            </w:pPr>
+            <w:r>
+              <w:rPr>
+                <w:szCs w:val="28"/>
+              </w:rPr>
+              <w:t>Статус</w:t>
+            </w:r>
+          </w:p>
+        </w:tc>
+        <w:tc>
+          <w:tcPr>
+            <w:tcW w:w="4673" w:type="dxa"/>
+          </w:tcPr>
+          <w:p>
+            <w:pPr>
+              <w:jc w:val="both"/>
+              <w:rPr>
+                <w:szCs w:val="28"/>
+                <w:lang w:val="en-US"/>
+              </w:rPr>
+            </w:pPr>
+            <w:r>
+              <w:rPr>
+                <w:szCs w:val="28"/>
+                <w:lang w:val="en-US"/>
+              </w:rPr>
+              <w:t>Passed</w:t>
+            </w:r>
+          </w:p>
+        </w:tc>
+      </w:tr>
+    </w:tbl>
+    <w:p>
+      <w:pPr>
+        <w:jc w:val="both"/>
+        <w:rPr>
+          <w:b/>
+          <w:bCs/>
+          <w:sz w:val="32"/>
+          <w:szCs w:val="24"/>
+        </w:rPr>
+      </w:pPr>
+    </w:p>
+    <w:tbl>
+      <w:tblPr>
+        <w:tblStyle w:val="ac"/>
+        <w:tblW w:w="0" w:type="auto"/>
+        <w:tblLook w:val="04A0" w:firstRow="1" w:lastRow="0" w:firstColumn="1" w:lastColumn="0" w:noHBand="0" w:noVBand="1"/>
+      </w:tblPr>
+      <w:tblGrid>
+        <w:gridCol w:w="4672"/>
+        <w:gridCol w:w="4673"/>
+      </w:tblGrid>
+      <w:tr>
+        <w:tc>
+          <w:tcPr>
+            <w:tcW w:w="4672" w:type="dxa"/>
+          </w:tcPr>
+          <w:p>
+            <w:pPr>
+              <w:jc w:val="both"/>
+              <w:rPr>
+                <w:b/>
+                <w:bCs/>
+              </w:rPr>
+            </w:pPr>
+            <w:r>
+              <w:rPr>
+                <w:b/>
+                <w:bCs/>
+              </w:rPr>
+              <w:t>Параметр</w:t>
+            </w:r>
+          </w:p>
+        </w:tc>
+        <w:tc>
+          <w:tcPr>
+            <w:tcW w:w="4673" w:type="dxa"/>
+          </w:tcPr>
+          <w:p>
+            <w:pPr>
+              <w:jc w:val="both"/>
+              <w:rPr>
+                <w:b/>
+                <w:bCs/>
+              </w:rPr>
+            </w:pPr>
+            <w:r>
+              <w:rPr>
+                <w:b/>
+                <w:bCs/>
+              </w:rPr>
+              <w:t>Значение</w:t>
+            </w:r>
+          </w:p>
+        </w:tc>
+      </w:tr>
+      <w:tr>
+        <w:tc>
+          <w:tcPr>
+            <w:tcW w:w="4672" w:type="dxa"/>
+          </w:tcPr>
+          <w:p>
+            <w:pPr>
+              <w:jc w:val="both"/>
+              <w:rPr>
+                <w:szCs w:val="28"/>
+              </w:rPr>
+            </w:pPr>
+            <w:r>
+              <w:rPr>
+                <w:szCs w:val="28"/>
+              </w:rPr>
+              <w:t>Номер</w:t>
+            </w:r>
+          </w:p>
+        </w:tc>
+        <w:tc>
+          <w:tcPr>
+            <w:tcW w:w="4673" w:type="dxa"/>
+          </w:tcPr>
+          <w:p>
+            <w:pPr>
+              <w:jc w:val="both"/>
+              <w:rPr>
+                <w:szCs w:val="28"/>
+              </w:rPr>
+            </w:pPr>
+            <w:r>
+              <w:rPr>
+                <w:szCs w:val="28"/>
+              </w:rPr>
+              <w:t>Тест-кейс №13</w:t>
+            </w:r>
+          </w:p>
+        </w:tc>
+      </w:tr>
+      <w:tr>
+        <w:tc>
+          <w:tcPr>
+            <w:tcW w:w="4672" w:type="dxa"/>
+          </w:tcPr>
+          <w:p>
+            <w:pPr>
+              <w:jc w:val="both"/>
+              <w:rPr>
+                <w:szCs w:val="28"/>
+              </w:rPr>
+            </w:pPr>
+            <w:r>
+              <w:rPr>
+                <w:szCs w:val="28"/>
+              </w:rPr>
+              <w:t>Предусловия</w:t>
+            </w:r>
+          </w:p>
+        </w:tc>
+        <w:tc>
+          <w:tcPr>
+            <w:tcW w:w="4673" w:type="dxa"/>
+          </w:tcPr>
+          <w:p>
+            <w:pPr>
+              <w:jc w:val="both"/>
+              <w:rPr>
+                <w:szCs w:val="28"/>
+              </w:rPr>
+            </w:pPr>
+            <w:r>
+              <w:rPr>
+                <w:szCs w:val="28"/>
+              </w:rPr>
+              <w:t>Программа запущена, открыто главное окно</w:t>
+            </w:r>
+          </w:p>
+        </w:tc>
+      </w:tr>
+      <w:tr>
+        <w:tc>
+          <w:tcPr>
+            <w:tcW w:w="4672" w:type="dxa"/>
+          </w:tcPr>
+          <w:p>
+            <w:pPr>
+              <w:jc w:val="both"/>
+              <w:rPr>
+                <w:szCs w:val="28"/>
+              </w:rPr>
+            </w:pPr>
+            <w:r>
+              <w:rPr>
+                <w:szCs w:val="28"/>
+              </w:rPr>
+              <w:t>Шаги</w:t>
+            </w:r>
+          </w:p>
+        </w:tc>
+        <w:tc>
+          <w:tcPr>
+            <w:tcW w:w="4673" w:type="dxa"/>
+          </w:tcPr>
+          <w:p>
+            <w:pPr>
+              <w:jc w:val="both"/>
+              <w:rPr>
+                <w:szCs w:val="28"/>
+              </w:rPr>
+            </w:pPr>
+            <w:r>
+              <w:rPr>
+                <w:szCs w:val="28"/>
+              </w:rPr>
+              <w:t xml:space="preserve">1. </w:t>
+            </w:r>
+            <w:r>
+              <w:rPr>
+                <w:szCs w:val="28"/>
+              </w:rPr>
+              <w:t>Ввести пробелы в поле ввода</w:t>
+            </w:r>
+          </w:p>
+          <w:p>
+            <w:pPr>
+              <w:jc w:val="both"/>
+              <w:rPr>
+                <w:szCs w:val="28"/>
+              </w:rPr>
+            </w:pPr>
+            <w:r>
+              <w:rPr>
+                <w:szCs w:val="28"/>
+              </w:rPr>
+              <w:t>2. Нажать «Вычислить»</w:t>
+            </w:r>
+          </w:p>
+        </w:tc>
+      </w:tr>
+      <w:tr>
+        <w:tc>
+          <w:tcPr>
+            <w:tcW w:w="4672" w:type="dxa"/>
+          </w:tcPr>
+          <w:p>
+            <w:pPr>
+              <w:jc w:val="both"/>
+              <w:rPr>
+                <w:szCs w:val="28"/>
+              </w:rPr>
+            </w:pPr>
+            <w:r>
+              <w:rPr>
+                <w:szCs w:val="28"/>
+              </w:rPr>
+              <w:t>Ожидаемый результат</w:t>
+            </w:r>
+          </w:p>
+        </w:tc>
+        <w:tc>
+          <w:tcPr>
+            <w:tcW w:w="4673" w:type="dxa"/>
+          </w:tcPr>
+          <w:p>
+            <w:pPr>
+              <w:jc w:val="both"/>
+              <w:rPr>
+                <w:szCs w:val="28"/>
+              </w:rPr>
+            </w:pPr>
+            <w:r>
+              <w:rPr>
+                <w:szCs w:val="28"/>
+              </w:rPr>
+              <w:t>Отображается сообщение об ошибке ввода.</w:t>
+            </w:r>
+          </w:p>
+        </w:tc>
+      </w:tr>
+      <w:tr>
+        <w:tc>
+          <w:tcPr>
+            <w:tcW w:w="4672" w:type="dxa"/>
+          </w:tcPr>
+          <w:p>
+            <w:pPr>
+              <w:jc w:val="both"/>
+              <w:rPr>
+                <w:szCs w:val="28"/>
+              </w:rPr>
+            </w:pPr>
+            <w:r>
+              <w:rPr>
+                <w:szCs w:val="28"/>
+              </w:rPr>
+              <w:t>Фактический результат</w:t>
+            </w:r>
+          </w:p>
+        </w:tc>
+        <w:tc>
+          <w:tcPr>
+            <w:tcW w:w="4673" w:type="dxa"/>
+          </w:tcPr>
+          <w:p>
+            <w:pPr>
+              <w:jc w:val="both"/>
+              <w:rPr>
+                <w:szCs w:val="28"/>
+              </w:rPr>
+            </w:pPr>
+            <w:r>
+              <w:rPr>
+                <w:szCs w:val="28"/>
+              </w:rPr>
+              <w:t>Сообщение отображается корректно.</w:t>
+            </w:r>
+          </w:p>
+        </w:tc>
+      </w:tr>
+      <w:tr>
+        <w:tc>
+          <w:tcPr>
+            <w:tcW w:w="4672" w:type="dxa"/>
+          </w:tcPr>
+          <w:p>
+            <w:pPr>
+              <w:jc w:val="both"/>
+              <w:rPr>
+                <w:szCs w:val="28"/>
+              </w:rPr>
+            </w:pPr>
+            <w:r>
+              <w:rPr>
+                <w:szCs w:val="28"/>
+              </w:rPr>
+              <w:t>Статус</w:t>
+            </w:r>
+          </w:p>
+        </w:tc>
+        <w:tc>
+          <w:tcPr>
+            <w:tcW w:w="4673" w:type="dxa"/>
+          </w:tcPr>
+          <w:p>
+            <w:pPr>
+              <w:jc w:val="both"/>
+              <w:rPr>
+                <w:szCs w:val="28"/>
+                <w:lang w:val="en-US"/>
+              </w:rPr>
+            </w:pPr>
+            <w:r>
+              <w:rPr>
+                <w:szCs w:val="28"/>
+                <w:lang w:val="en-US"/>
+              </w:rPr>
+              <w:t>Passed</w:t>
+            </w:r>
+          </w:p>
+        </w:tc>
+      </w:tr>
+    </w:tbl>
+    <w:p>
+      <w:pPr>
+        <w:jc w:val="both"/>
+        <w:rPr>
+          <w:b/>
+          <w:bCs/>
+          <w:sz w:val="32"/>
+          <w:szCs w:val="24"/>
+        </w:rPr>
+      </w:pPr>
+    </w:p>
+    <w:tbl>
+      <w:tblPr>
+        <w:tblStyle w:val="ac"/>
+        <w:tblW w:w="0" w:type="auto"/>
+        <w:tblLook w:val="04A0" w:firstRow="1" w:lastRow="0" w:firstColumn="1" w:lastColumn="0" w:noHBand="0" w:noVBand="1"/>
+      </w:tblPr>
+      <w:tblGrid>
+        <w:gridCol w:w="4672"/>
+        <w:gridCol w:w="4673"/>
+      </w:tblGrid>
+      <w:tr>
+        <w:tc>
+          <w:tcPr>
+            <w:tcW w:w="4672" w:type="dxa"/>
+          </w:tcPr>
+          <w:p>
+            <w:pPr>
+              <w:jc w:val="both"/>
+              <w:rPr>
+                <w:b/>
+                <w:bCs/>
+              </w:rPr>
+            </w:pPr>
+            <w:r>
+              <w:rPr>
+                <w:b/>
+                <w:bCs/>
+              </w:rPr>
+              <w:t>Параметр</w:t>
+            </w:r>
+          </w:p>
+        </w:tc>
+        <w:tc>
+          <w:tcPr>
+            <w:tcW w:w="4673" w:type="dxa"/>
+          </w:tcPr>
+          <w:p>
+            <w:pPr>
+              <w:jc w:val="both"/>
+              <w:rPr>
+                <w:b/>
+                <w:bCs/>
+              </w:rPr>
+            </w:pPr>
+            <w:r>
+              <w:rPr>
+                <w:b/>
+                <w:bCs/>
+              </w:rPr>
+              <w:t>Значение</w:t>
+            </w:r>
+          </w:p>
+        </w:tc>
+      </w:tr>
+      <w:tr>
+        <w:tc>
+          <w:tcPr>
+            <w:tcW w:w="4672" w:type="dxa"/>
+          </w:tcPr>
+          <w:p>
+            <w:pPr>
+              <w:jc w:val="both"/>
+              <w:rPr>
+                <w:szCs w:val="28"/>
+              </w:rPr>
+            </w:pPr>
+            <w:r>
+              <w:rPr>
+                <w:szCs w:val="28"/>
+              </w:rPr>
+              <w:t>Номер</w:t>
+            </w:r>
+          </w:p>
+        </w:tc>
+        <w:tc>
+          <w:tcPr>
+            <w:tcW w:w="4673" w:type="dxa"/>
+          </w:tcPr>
+          <w:p>
+            <w:pPr>
+              <w:jc w:val="both"/>
+              <w:rPr>
+                <w:szCs w:val="28"/>
+                <w:lang w:val="en-US"/>
+              </w:rPr>
+            </w:pPr>
+            <w:r>
+              <w:rPr>
+                <w:szCs w:val="28"/>
+              </w:rPr>
+              <w:t>Тест-кейс №1</w:t>
+            </w:r>
+            <w:r>
+              <w:rPr>
+                <w:szCs w:val="28"/>
+                <w:lang w:val="en-US"/>
+              </w:rPr>
+              <w:t>4</w:t>
+            </w:r>
+          </w:p>
+        </w:tc>
+      </w:tr>
+      <w:tr>
+        <w:tc>
+          <w:tcPr>
+            <w:tcW w:w="4672" w:type="dxa"/>
+          </w:tcPr>
+          <w:p>
+            <w:pPr>
+              <w:jc w:val="both"/>
+              <w:rPr>
+                <w:szCs w:val="28"/>
+              </w:rPr>
+            </w:pPr>
+            <w:r>
+              <w:rPr>
+                <w:szCs w:val="28"/>
+              </w:rPr>
+              <w:t>Предусловия</w:t>
+            </w:r>
+          </w:p>
+        </w:tc>
+        <w:tc>
+          <w:tcPr>
+            <w:tcW w:w="4673" w:type="dxa"/>
+          </w:tcPr>
+          <w:p>
+            <w:pPr>
+              <w:jc w:val="both"/>
+              <w:rPr>
+                <w:szCs w:val="28"/>
+              </w:rPr>
+            </w:pPr>
+            <w:r>
+              <w:rPr>
+                <w:szCs w:val="28"/>
+              </w:rPr>
+              <w:t>Программа запущена, файл журнала доступен для записи</w:t>
+            </w:r>
+          </w:p>
+        </w:tc>
+      </w:tr>
+      <w:tr>
+        <w:tc>
+          <w:tcPr>
+            <w:tcW w:w="4672" w:type="dxa"/>
+          </w:tcPr>
+          <w:p>
+            <w:pPr>
+              <w:jc w:val="both"/>
+              <w:rPr>
+                <w:szCs w:val="28"/>
+              </w:rPr>
+            </w:pPr>
+            <w:r>
+              <w:rPr>
+                <w:szCs w:val="28"/>
+              </w:rPr>
+              <w:t>Шаги</w:t>
+            </w:r>
+          </w:p>
+        </w:tc>
+        <w:tc>
+          <w:tcPr>
+            <w:tcW w:w="4673" w:type="dxa"/>
+          </w:tcPr>
+          <w:p>
+            <w:pPr>
+              <w:jc w:val="both"/>
+              <w:rPr>
+                <w:szCs w:val="28"/>
+              </w:rPr>
+            </w:pPr>
+            <w:r>
+              <w:rPr>
+                <w:szCs w:val="28"/>
+              </w:rPr>
+              <w:t xml:space="preserve">1. </w:t>
+            </w:r>
+            <w:r>
+              <w:rPr>
+                <w:szCs w:val="28"/>
+              </w:rPr>
+              <w:t>Ввести 12,345</w:t>
+            </w:r>
+          </w:p>
+          <w:p>
+            <w:pPr>
+              <w:jc w:val="both"/>
+              <w:rPr>
+                <w:szCs w:val="28"/>
+              </w:rPr>
+            </w:pPr>
+            <w:r>
+              <w:rPr>
+                <w:szCs w:val="28"/>
+              </w:rPr>
+              <w:t>2. Нажать «Вычислить»</w:t>
+            </w:r>
+          </w:p>
+          <w:p>
+            <w:pPr>
+              <w:jc w:val="both"/>
+              <w:rPr>
+                <w:szCs w:val="28"/>
+              </w:rPr>
+            </w:pPr>
+            <w:r>
+              <w:rPr>
+                <w:szCs w:val="28"/>
+              </w:rPr>
+              <w:t xml:space="preserve">3. Открыть файл </w:t>
+            </w:r>
+            <w:r>
+              <w:rPr>
+                <w:szCs w:val="28"/>
+                <w:lang w:val="en-US"/>
+              </w:rPr>
+              <w:t>calculations</w:t>
+            </w:r>
+            <w:r>
+              <w:rPr>
+                <w:szCs w:val="28"/>
+              </w:rPr>
+              <w:t>.</w:t>
+            </w:r>
+            <w:r>
+              <w:rPr>
+                <w:szCs w:val="28"/>
+                <w:lang w:val="en-US"/>
+              </w:rPr>
+              <w:t>log</w:t>
+            </w:r>
+            <w:r>
+              <w:rPr>
+                <w:szCs w:val="28"/>
+              </w:rPr>
+              <w:t>.</w:t>
+            </w:r>
+          </w:p>
+        </w:tc>
+      </w:tr>
+      <w:tr>
+        <w:tc>
+          <w:tcPr>
+            <w:tcW w:w="4672" w:type="dxa"/>
+          </w:tcPr>
+          <w:p>
+            <w:pPr>
+              <w:jc w:val="both"/>
+              <w:rPr>
+                <w:szCs w:val="28"/>
+              </w:rPr>
+            </w:pPr>
+            <w:r>
+              <w:rPr>
+                <w:szCs w:val="28"/>
+              </w:rPr>
+              <w:t>Ожидаемый результат</w:t>
+            </w:r>
+          </w:p>
+        </w:tc>
+        <w:tc>
+          <w:tcPr>
+            <w:tcW w:w="4673" w:type="dxa"/>
+          </w:tcPr>
+          <w:p>
+            <w:pPr>
+              <w:jc w:val="both"/>
+              <w:rPr>
+                <w:szCs w:val="28"/>
+              </w:rPr>
+            </w:pPr>
+            <w:r>
+              <w:rPr>
+                <w:szCs w:val="28"/>
+              </w:rPr>
+              <w:t xml:space="preserve">В журнале появляется новая запись о выполненном вычислении </w:t>
+            </w:r>
+          </w:p>
+        </w:tc>
+      </w:tr>
+      <w:tr>
+        <w:tc>
+          <w:tcPr>
+            <w:tcW w:w="4672" w:type="dxa"/>
+          </w:tcPr>
+          <w:p>
+            <w:pPr>
+              <w:jc w:val="both"/>
+              <w:rPr>
+                <w:szCs w:val="28"/>
+              </w:rPr>
+            </w:pPr>
+            <w:r>
+              <w:rPr>
+                <w:szCs w:val="28"/>
+              </w:rPr>
+              <w:t>Фактический результат</w:t>
+            </w:r>
+          </w:p>
+        </w:tc>
+        <w:tc>
+          <w:tcPr>
+            <w:tcW w:w="4673" w:type="dxa"/>
+          </w:tcPr>
+          <w:p>
+            <w:pPr>
+              <w:jc w:val="both"/>
+              <w:rPr>
+                <w:szCs w:val="28"/>
+              </w:rPr>
+            </w:pPr>
+            <w:r>
+              <w:rPr>
+                <w:szCs w:val="28"/>
+              </w:rPr>
+              <w:t>Запись успешно создана</w:t>
+            </w:r>
+          </w:p>
+        </w:tc>
+      </w:tr>
+      <w:tr>
+        <w:tc>
+          <w:tcPr>
+            <w:tcW w:w="4672" w:type="dxa"/>
+          </w:tcPr>
+          <w:p>
+            <w:pPr>
+              <w:jc w:val="both"/>
+              <w:rPr>
+                <w:szCs w:val="28"/>
+              </w:rPr>
+            </w:pPr>
+            <w:r>
+              <w:rPr>
+                <w:szCs w:val="28"/>
+              </w:rPr>
+              <w:t>Статус</w:t>
+            </w:r>
+          </w:p>
+        </w:tc>
+        <w:tc>
+          <w:tcPr>
+            <w:tcW w:w="4673" w:type="dxa"/>
+          </w:tcPr>
+          <w:p>
+            <w:pPr>
+              <w:jc w:val="both"/>
+              <w:rPr>
+                <w:szCs w:val="28"/>
+                <w:lang w:val="en-US"/>
+              </w:rPr>
+            </w:pPr>
+            <w:r>
+              <w:rPr>
+                <w:szCs w:val="28"/>
+                <w:lang w:val="en-US"/>
+              </w:rPr>
+              <w:t>Passed</w:t>
+            </w:r>
+          </w:p>
+        </w:tc>
+      </w:tr>
+    </w:tbl>
+    <w:p>
+      <w:pPr>
+        <w:jc w:val="both"/>
+        <w:rPr>
+          <w:b/>
+          <w:bCs/>
+          <w:sz w:val="32"/>
+          <w:szCs w:val="24"/>
+        </w:rPr>
+      </w:pPr>
+    </w:p>
+    <w:tbl>
+      <w:tblPr>
+        <w:tblStyle w:val="ac"/>
+        <w:tblW w:w="0" w:type="auto"/>
+        <w:tblLook w:val="04A0" w:firstRow="1" w:lastRow="0" w:firstColumn="1" w:lastColumn="0" w:noHBand="0" w:noVBand="1"/>
+      </w:tblPr>
+      <w:tblGrid>
+        <w:gridCol w:w="4672"/>
+        <w:gridCol w:w="4673"/>
+      </w:tblGrid>
+      <w:tr>
+        <w:tc>
+          <w:tcPr>
+            <w:tcW w:w="4672" w:type="dxa"/>
+          </w:tcPr>
+          <w:p>
+            <w:pPr>
+              <w:jc w:val="both"/>
+              <w:rPr>
+                <w:b/>
+                <w:bCs/>
+              </w:rPr>
+            </w:pPr>
+            <w:r>
+              <w:rPr>
+                <w:b/>
+                <w:bCs/>
+              </w:rPr>
+              <w:t>Параметр</w:t>
+            </w:r>
+          </w:p>
+        </w:tc>
+        <w:tc>
+          <w:tcPr>
+            <w:tcW w:w="4673" w:type="dxa"/>
+          </w:tcPr>
+          <w:p>
+            <w:pPr>
+              <w:jc w:val="both"/>
+              <w:rPr>
+                <w:b/>
+                <w:bCs/>
+              </w:rPr>
+            </w:pPr>
+            <w:r>
+              <w:rPr>
+                <w:b/>
+                <w:bCs/>
+              </w:rPr>
+              <w:t>Значение</w:t>
+            </w:r>
+          </w:p>
+        </w:tc>
+      </w:tr>
+      <w:tr>
+        <w:tc>
+          <w:tcPr>
+            <w:tcW w:w="4672" w:type="dxa"/>
+          </w:tcPr>
+          <w:p>
+            <w:pPr>
+              <w:jc w:val="both"/>
+              <w:rPr>
+                <w:szCs w:val="28"/>
+              </w:rPr>
+            </w:pPr>
+            <w:r>
+              <w:rPr>
+                <w:szCs w:val="28"/>
+              </w:rPr>
+              <w:t>Номер</w:t>
+            </w:r>
+          </w:p>
+        </w:tc>
+        <w:tc>
+          <w:tcPr>
+            <w:tcW w:w="4673" w:type="dxa"/>
+          </w:tcPr>
+          <w:p>
+            <w:pPr>
+              <w:jc w:val="both"/>
+              <w:rPr>
+                <w:szCs w:val="28"/>
+              </w:rPr>
+            </w:pPr>
+            <w:r>
+              <w:rPr>
+                <w:szCs w:val="28"/>
+              </w:rPr>
+              <w:t>Тест-кейс №15</w:t>
+            </w:r>
+          </w:p>
+        </w:tc>
+      </w:tr>
+      <w:tr>
+        <w:tc>
+          <w:tcPr>
+            <w:tcW w:w="4672" w:type="dxa"/>
+          </w:tcPr>
+          <w:p>
+            <w:pPr>
+              <w:jc w:val="both"/>
+              <w:rPr>
+                <w:szCs w:val="28"/>
+              </w:rPr>
+            </w:pPr>
+            <w:r>
+              <w:rPr>
+                <w:szCs w:val="28"/>
+              </w:rPr>
+              <w:t>Предусловия</w:t>
+            </w:r>
+          </w:p>
+        </w:tc>
+        <w:tc>
+          <w:tcPr>
+            <w:tcW w:w="4673" w:type="dxa"/>
+          </w:tcPr>
+          <w:p>
+            <w:pPr>
+              <w:jc w:val="both"/>
+              <w:rPr>
+                <w:szCs w:val="28"/>
+              </w:rPr>
+            </w:pPr>
+            <w:r>
+              <w:rPr>
+                <w:szCs w:val="28"/>
+              </w:rPr>
+              <w:t>Программа запущена</w:t>
+            </w:r>
+          </w:p>
+        </w:tc>
+      </w:tr>
+      <w:tr>
+        <w:tc>
+          <w:tcPr>
+            <w:tcW w:w="4672" w:type="dxa"/>
+          </w:tcPr>
+          <w:p>
+            <w:pPr>
+              <w:jc w:val="both"/>
+              <w:rPr>
+                <w:szCs w:val="28"/>
+              </w:rPr>
+            </w:pPr>
+            <w:r>
+              <w:rPr>
+                <w:szCs w:val="28"/>
+              </w:rPr>
+              <w:t>Шаги</w:t>
+            </w:r>
+          </w:p>
+        </w:tc>
+        <w:tc>
+          <w:tcPr>
+            <w:tcW w:w="4673" w:type="dxa"/>
+          </w:tcPr>
+          <w:p>
+            <w:pPr>
+              <w:jc w:val="both"/>
+              <w:rPr>
+                <w:szCs w:val="28"/>
+              </w:rPr>
+            </w:pPr>
+            <w:r>
+              <w:rPr>
+                <w:szCs w:val="28"/>
+              </w:rPr>
+              <w:t xml:space="preserve">1. </w:t>
+            </w:r>
+            <w:r>
+              <w:rPr>
+                <w:szCs w:val="28"/>
+              </w:rPr>
+              <w:t>Выполнить вычисление</w:t>
+            </w:r>
+          </w:p>
+          <w:p>
+            <w:pPr>
+              <w:jc w:val="both"/>
+              <w:rPr>
+                <w:szCs w:val="28"/>
+              </w:rPr>
+            </w:pPr>
+            <w:r>
+              <w:rPr>
+                <w:szCs w:val="28"/>
+              </w:rPr>
+              <w:lastRenderedPageBreak/>
+              <w:t xml:space="preserve">2. Открыть </w:t>
+            </w:r>
+            <w:r>
+              <w:rPr>
+                <w:szCs w:val="28"/>
+                <w:lang w:val="en-US"/>
+              </w:rPr>
+              <w:t>calculations</w:t>
+            </w:r>
+            <w:r>
+              <w:rPr>
+                <w:szCs w:val="28"/>
+              </w:rPr>
+              <w:t>.</w:t>
+            </w:r>
+            <w:r>
+              <w:rPr>
+                <w:szCs w:val="28"/>
+                <w:lang w:val="en-US"/>
+              </w:rPr>
+              <w:t>log</w:t>
+            </w:r>
+            <w:r>
+              <w:rPr>
+                <w:szCs w:val="28"/>
+              </w:rPr>
+              <w:t>.</w:t>
+            </w:r>
+          </w:p>
+          <w:p>
+            <w:pPr>
+              <w:jc w:val="both"/>
+              <w:rPr>
+                <w:szCs w:val="28"/>
+              </w:rPr>
+            </w:pPr>
+            <w:r>
+              <w:rPr>
+                <w:szCs w:val="28"/>
+              </w:rPr>
+              <w:t>3. Проверить дату и время записи</w:t>
+            </w:r>
+          </w:p>
+        </w:tc>
+      </w:tr>
+      <w:tr>
+        <w:tc>
+          <w:tcPr>
+            <w:tcW w:w="4672" w:type="dxa"/>
+          </w:tcPr>
+          <w:p>
+            <w:pPr>
+              <w:jc w:val="both"/>
+              <w:rPr>
+                <w:szCs w:val="28"/>
+              </w:rPr>
+            </w:pPr>
+            <w:r>
+              <w:rPr>
+                <w:szCs w:val="28"/>
+              </w:rPr>
+              <w:lastRenderedPageBreak/>
+              <w:t>Ожидаемый результат</w:t>
+            </w:r>
+          </w:p>
+        </w:tc>
+        <w:tc>
+          <w:tcPr>
+            <w:tcW w:w="4673" w:type="dxa"/>
+          </w:tcPr>
+          <w:p>
+            <w:pPr>
+              <w:jc w:val="both"/>
+              <w:rPr>
+                <w:szCs w:val="28"/>
+              </w:rPr>
+            </w:pPr>
+            <w:r>
+              <w:rPr>
+                <w:szCs w:val="28"/>
+              </w:rPr>
+              <w:t>Запись содержит актуальные дату и время выполнения операции</w:t>
+            </w:r>
+          </w:p>
+        </w:tc>
+      </w:tr>
+      <w:tr>
+        <w:tc>
+          <w:tcPr>
+            <w:tcW w:w="4672" w:type="dxa"/>
+          </w:tcPr>
+          <w:p>
+            <w:pPr>
+              <w:jc w:val="both"/>
+              <w:rPr>
+                <w:szCs w:val="28"/>
+              </w:rPr>
+            </w:pPr>
+            <w:r>
+              <w:rPr>
+                <w:szCs w:val="28"/>
+              </w:rPr>
+              <w:t>Фактический результат</w:t>
+            </w:r>
+          </w:p>
+        </w:tc>
+        <w:tc>
+          <w:tcPr>
+            <w:tcW w:w="4673" w:type="dxa"/>
+          </w:tcPr>
+          <w:p>
+            <w:pPr>
+              <w:jc w:val="both"/>
+              <w:rPr>
+                <w:szCs w:val="28"/>
+              </w:rPr>
+            </w:pPr>
+            <w:r>
+              <w:rPr>
+                <w:szCs w:val="28"/>
+              </w:rPr>
+              <w:t>Дата и время отображаются корректн</w:t>
+            </w:r>
+            <w:r>
+              <w:rPr>
+                <w:szCs w:val="28"/>
+              </w:rPr>
+              <w:t>о</w:t>
+            </w:r>
+          </w:p>
+        </w:tc>
+      </w:tr>
+      <w:tr>
+        <w:tc>
+          <w:tcPr>
+            <w:tcW w:w="4672" w:type="dxa"/>
+          </w:tcPr>
+          <w:p>
+            <w:pPr>
+              <w:jc w:val="both"/>
+              <w:rPr>
+                <w:szCs w:val="28"/>
+              </w:rPr>
+            </w:pPr>
+            <w:r>
+              <w:rPr>
+                <w:szCs w:val="28"/>
+              </w:rPr>
+              <w:t>Статус</w:t>
+            </w:r>
+          </w:p>
+        </w:tc>
+        <w:tc>
+          <w:tcPr>
+            <w:tcW w:w="4673" w:type="dxa"/>
+          </w:tcPr>
+          <w:p>
+            <w:pPr>
+              <w:jc w:val="both"/>
+              <w:rPr>
+                <w:szCs w:val="28"/>
+                <w:lang w:val="en-US"/>
+              </w:rPr>
+            </w:pPr>
+            <w:r>
+              <w:rPr>
+                <w:szCs w:val="28"/>
+                <w:lang w:val="en-US"/>
+              </w:rPr>
+              <w:t>Passed</w:t>
+            </w:r>
+          </w:p>
+        </w:tc>
+      </w:tr>
+    </w:tbl>
+    <w:p>
+      <w:pPr>
+        <w:jc w:val="both"/>
+        <w:rPr>
+          <w:b/>
+          <w:bCs/>
+          <w:sz w:val="32"/>
+          <w:szCs w:val="24"/>
+        </w:rPr>
+      </w:pPr>
+    </w:p>
+    <w:tbl>
+      <w:tblPr>
+        <w:tblStyle w:val="ac"/>
+        <w:tblW w:w="0" w:type="auto"/>
+        <w:tblLook w:val="04A0" w:firstRow="1" w:lastRow="0" w:firstColumn="1" w:lastColumn="0" w:noHBand="0" w:noVBand="1"/>
+      </w:tblPr>
+      <w:tblGrid>
+        <w:gridCol w:w="4672"/>
+        <w:gridCol w:w="4673"/>
+      </w:tblGrid>
+      <w:tr>
+        <w:tc>
+          <w:tcPr>
+            <w:tcW w:w="4672" w:type="dxa"/>
+          </w:tcPr>
+          <w:p>
+            <w:pPr>
+              <w:jc w:val="both"/>
+              <w:rPr>
+                <w:b/>
+                <w:bCs/>
+              </w:rPr>
+            </w:pPr>
+            <w:r>
+              <w:rPr>
+                <w:b/>
+                <w:bCs/>
+              </w:rPr>
+              <w:t>Параметр</w:t>
+            </w:r>
+          </w:p>
+        </w:tc>
+        <w:tc>
+          <w:tcPr>
+            <w:tcW w:w="4673" w:type="dxa"/>
+          </w:tcPr>
+          <w:p>
+            <w:pPr>
+              <w:jc w:val="both"/>
+              <w:rPr>
+                <w:b/>
+                <w:bCs/>
+              </w:rPr>
+            </w:pPr>
+            <w:r>
+              <w:rPr>
+                <w:b/>
+                <w:bCs/>
+              </w:rPr>
+              <w:t>Значение</w:t>
+            </w:r>
+          </w:p>
+        </w:tc>
+      </w:tr>
+      <w:tr>
+        <w:tc>
+          <w:tcPr>
+            <w:tcW w:w="4672" w:type="dxa"/>
+          </w:tcPr>
+          <w:p>
+            <w:pPr>
+              <w:jc w:val="both"/>
+              <w:rPr>
+                <w:szCs w:val="28"/>
+              </w:rPr>
+            </w:pPr>
+            <w:r>
+              <w:rPr>
+                <w:szCs w:val="28"/>
+              </w:rPr>
+              <w:t>Номер</w:t>
+            </w:r>
+          </w:p>
+        </w:tc>
+        <w:tc>
+          <w:tcPr>
+            <w:tcW w:w="4673" w:type="dxa"/>
+          </w:tcPr>
+          <w:p>
+            <w:pPr>
+              <w:jc w:val="both"/>
+              <w:rPr>
+                <w:szCs w:val="28"/>
+              </w:rPr>
+            </w:pPr>
+            <w:r>
+              <w:rPr>
+                <w:szCs w:val="28"/>
+              </w:rPr>
+              <w:t>Тест-кейс №16</w:t>
+            </w:r>
+          </w:p>
+        </w:tc>
+      </w:tr>
+      <w:tr>
+        <w:tc>
+          <w:tcPr>
+            <w:tcW w:w="4672" w:type="dxa"/>
+          </w:tcPr>
+          <w:p>
+            <w:pPr>
+              <w:jc w:val="both"/>
+              <w:rPr>
+                <w:szCs w:val="28"/>
+              </w:rPr>
+            </w:pPr>
+            <w:r>
+              <w:rPr>
+                <w:szCs w:val="28"/>
+              </w:rPr>
+              <w:t>Предусловия</w:t>
+            </w:r>
+          </w:p>
+        </w:tc>
+        <w:tc>
+          <w:tcPr>
+            <w:tcW w:w="4673" w:type="dxa"/>
+          </w:tcPr>
+          <w:p>
+            <w:pPr>
+              <w:jc w:val="both"/>
+              <w:rPr>
+                <w:szCs w:val="28"/>
+              </w:rPr>
+            </w:pPr>
+            <w:r>
+              <w:rPr>
+                <w:szCs w:val="28"/>
+              </w:rPr>
+              <w:t>Программа запущена</w:t>
+            </w:r>
+          </w:p>
+        </w:tc>
+      </w:tr>
+      <w:tr>
+        <w:tc>
+          <w:tcPr>
+            <w:tcW w:w="4672" w:type="dxa"/>
+          </w:tcPr>
+          <w:p>
+            <w:pPr>
+              <w:jc w:val="both"/>
+              <w:rPr>
+                <w:szCs w:val="28"/>
+              </w:rPr>
+            </w:pPr>
+            <w:r>
+              <w:rPr>
+                <w:szCs w:val="28"/>
+              </w:rPr>
+              <w:t>Шаги</w:t>
+            </w:r>
+          </w:p>
+        </w:tc>
+        <w:tc>
+          <w:tcPr>
+            <w:tcW w:w="4673" w:type="dxa"/>
+          </w:tcPr>
+          <w:p>
+            <w:pPr>
+              <w:jc w:val="both"/>
+              <w:rPr>
+                <w:szCs w:val="28"/>
+              </w:rPr>
+            </w:pPr>
+            <w:r>
+              <w:rPr>
+                <w:szCs w:val="28"/>
+              </w:rPr>
+              <w:t>1. Ввести число 25,678</w:t>
+            </w:r>
+          </w:p>
+          <w:p>
+            <w:pPr>
+              <w:jc w:val="both"/>
+              <w:rPr>
+                <w:szCs w:val="28"/>
+              </w:rPr>
+            </w:pPr>
+            <w:r>
+              <w:rPr>
+                <w:szCs w:val="28"/>
+              </w:rPr>
+              <w:t>2.</w:t>
+            </w:r>
+            <w:r>
+              <w:rPr>
+                <w:szCs w:val="28"/>
+              </w:rPr>
+              <w:t xml:space="preserve"> Выполнить вычисление</w:t>
+            </w:r>
+          </w:p>
+          <w:p>
+            <w:pPr>
+              <w:jc w:val="both"/>
+              <w:rPr>
+                <w:b/>
+                <w:bCs/>
+                <w:szCs w:val="28"/>
+              </w:rPr>
+            </w:pPr>
+            <w:r>
+              <w:rPr>
+                <w:szCs w:val="28"/>
+              </w:rPr>
+              <w:t xml:space="preserve">3. Проверить </w:t>
+            </w:r>
+            <w:r>
+              <w:rPr>
+                <w:szCs w:val="28"/>
+              </w:rPr>
+              <w:t>журнал</w:t>
+            </w:r>
+          </w:p>
+        </w:tc>
+      </w:tr>
+      <w:tr>
+        <w:tc>
+          <w:tcPr>
+            <w:tcW w:w="4672" w:type="dxa"/>
+          </w:tcPr>
+          <w:p>
+            <w:pPr>
+              <w:jc w:val="both"/>
+              <w:rPr>
+                <w:szCs w:val="28"/>
+              </w:rPr>
+            </w:pPr>
+            <w:r>
+              <w:rPr>
+                <w:szCs w:val="28"/>
+              </w:rPr>
+              <w:t>Ожидаемый результат</w:t>
+            </w:r>
+          </w:p>
+        </w:tc>
+        <w:tc>
+          <w:tcPr>
+            <w:tcW w:w="4673" w:type="dxa"/>
+          </w:tcPr>
+          <w:p>
+            <w:pPr>
+              <w:jc w:val="both"/>
+              <w:rPr>
+                <w:szCs w:val="28"/>
+              </w:rPr>
+            </w:pPr>
+            <w:r>
+              <w:rPr>
+                <w:szCs w:val="28"/>
+              </w:rPr>
+              <w:t xml:space="preserve">В журнале </w:t>
+            </w:r>
+            <w:r>
+              <w:rPr>
+                <w:szCs w:val="28"/>
+              </w:rPr>
+              <w:t>сохранен результат вычисления</w:t>
+            </w:r>
+          </w:p>
+        </w:tc>
+      </w:tr>
+      <w:tr>
+        <w:tc>
+          <w:tcPr>
+            <w:tcW w:w="4672" w:type="dxa"/>
+          </w:tcPr>
+          <w:p>
+            <w:pPr>
+              <w:jc w:val="both"/>
+              <w:rPr>
+                <w:szCs w:val="28"/>
+              </w:rPr>
+            </w:pPr>
+            <w:r>
+              <w:rPr>
+                <w:szCs w:val="28"/>
+              </w:rPr>
+              <w:t>Фактический результат</w:t>
+            </w:r>
+          </w:p>
+        </w:tc>
+        <w:tc>
+          <w:tcPr>
+            <w:tcW w:w="4673" w:type="dxa"/>
+          </w:tcPr>
+          <w:p>
+            <w:pPr>
+              <w:jc w:val="both"/>
+              <w:rPr>
+                <w:szCs w:val="28"/>
+              </w:rPr>
+            </w:pPr>
+            <w:r>
+              <w:rPr>
+                <w:szCs w:val="28"/>
+              </w:rPr>
+              <w:t>Результат</w:t>
+            </w:r>
+            <w:r>
+              <w:rPr>
+                <w:szCs w:val="28"/>
+              </w:rPr>
+              <w:t xml:space="preserve"> </w:t>
+            </w:r>
+            <w:r>
+              <w:rPr>
+                <w:szCs w:val="28"/>
+              </w:rPr>
+              <w:t>записан</w:t>
+            </w:r>
+            <w:r>
+              <w:rPr>
+                <w:szCs w:val="28"/>
+              </w:rPr>
+              <w:t xml:space="preserve"> корректно</w:t>
+            </w:r>
+          </w:p>
+        </w:tc>
+      </w:tr>
+      <w:tr>
+        <w:tc>
+          <w:tcPr>
+            <w:tcW w:w="4672" w:type="dxa"/>
+          </w:tcPr>
+          <w:p>
+            <w:pPr>
+              <w:jc w:val="both"/>
+              <w:rPr>
+                <w:szCs w:val="28"/>
+              </w:rPr>
+            </w:pPr>
+            <w:r>
+              <w:rPr>
+                <w:szCs w:val="28"/>
+              </w:rPr>
+              <w:t>Статус</w:t>
+            </w:r>
+          </w:p>
+        </w:tc>
+        <w:tc>
+          <w:tcPr>
+            <w:tcW w:w="4673" w:type="dxa"/>
+          </w:tcPr>
+          <w:p>
+            <w:pPr>
+              <w:jc w:val="both"/>
+              <w:rPr>
+                <w:szCs w:val="28"/>
+                <w:lang w:val="en-US"/>
+              </w:rPr>
+            </w:pPr>
+            <w:r>
+              <w:rPr>
+                <w:szCs w:val="28"/>
+                <w:lang w:val="en-US"/>
+              </w:rPr>
+              <w:t>Passed</w:t>
+            </w:r>
+          </w:p>
+        </w:tc>
+      </w:tr>
+    </w:tbl>
+    <w:p>
+      <w:pPr>
+        <w:jc w:val="both"/>
+        <w:rPr>
+          <w:b/>
+          <w:bCs/>
+          <w:sz w:val="32"/>
+          <w:szCs w:val="24"/>
+        </w:rPr>
+      </w:pPr>
+    </w:p>
+    <w:tbl>
+      <w:tblPr>
+        <w:tblStyle w:val="ac"/>
+        <w:tblW w:w="0" w:type="auto"/>
+        <w:tblLook w:val="04A0" w:firstRow="1" w:lastRow="0" w:firstColumn="1" w:lastColumn="0" w:noHBand="0" w:noVBand="1"/>
+      </w:tblPr>
+      <w:tblGrid>
+        <w:gridCol w:w="4672"/>
+        <w:gridCol w:w="4673"/>
+      </w:tblGrid>
+      <w:tr>
+        <w:tc>
+          <w:tcPr>
+            <w:tcW w:w="4672" w:type="dxa"/>
+          </w:tcPr>
+          <w:p>
+            <w:pPr>
+              <w:jc w:val="both"/>
+              <w:rPr>
+                <w:b/>
+                <w:bCs/>
+              </w:rPr>
+            </w:pPr>
+            <w:r>
+              <w:rPr>
+                <w:b/>
+                <w:bCs/>
+              </w:rPr>
+              <w:t>Параметр</w:t>
+            </w:r>
+          </w:p>
+        </w:tc>
+        <w:tc>
+          <w:tcPr>
+            <w:tcW w:w="4673" w:type="dxa"/>
+          </w:tcPr>
+          <w:p>
+            <w:pPr>
+              <w:jc w:val="both"/>
+              <w:rPr>
+                <w:b/>
+                <w:bCs/>
+              </w:rPr>
+            </w:pPr>
+            <w:r>
+              <w:rPr>
+                <w:b/>
+                <w:bCs/>
+              </w:rPr>
+              <w:t>Значение</w:t>
+            </w:r>
+          </w:p>
+        </w:tc>
+      </w:tr>
+      <w:tr>
+        <w:tc>
+          <w:tcPr>
+            <w:tcW w:w="4672" w:type="dxa"/>
+          </w:tcPr>
+          <w:p>
+            <w:pPr>
+              <w:jc w:val="both"/>
+              <w:rPr>
+                <w:szCs w:val="28"/>
+              </w:rPr>
+            </w:pPr>
+            <w:r>
+              <w:rPr>
+                <w:szCs w:val="28"/>
+              </w:rPr>
+              <w:t>Номер</w:t>
+            </w:r>
+          </w:p>
+        </w:tc>
+        <w:tc>
+          <w:tcPr>
+            <w:tcW w:w="4673" w:type="dxa"/>
+          </w:tcPr>
+          <w:p>
+            <w:pPr>
+              <w:jc w:val="both"/>
+              <w:rPr>
+                <w:szCs w:val="28"/>
+              </w:rPr>
+            </w:pPr>
+            <w:r>
+              <w:rPr>
+                <w:szCs w:val="28"/>
+              </w:rPr>
+              <w:t>Тест-кейс №17</w:t>
+            </w:r>
+          </w:p>
+        </w:tc>
+      </w:tr>
+      <w:tr>
+        <w:tc>
+          <w:tcPr>
+            <w:tcW w:w="4672" w:type="dxa"/>
+          </w:tcPr>
+          <w:p>
+            <w:pPr>
+              <w:jc w:val="both"/>
+              <w:rPr>
+                <w:szCs w:val="28"/>
+              </w:rPr>
+            </w:pPr>
+            <w:r>
+              <w:rPr>
+                <w:szCs w:val="28"/>
+              </w:rPr>
+              <w:t>Предусловия</w:t>
+            </w:r>
+          </w:p>
+        </w:tc>
+        <w:tc>
+          <w:tcPr>
+            <w:tcW w:w="4673" w:type="dxa"/>
+          </w:tcPr>
+          <w:p>
+            <w:pPr>
+              <w:jc w:val="both"/>
+              <w:rPr>
+                <w:szCs w:val="28"/>
+              </w:rPr>
+            </w:pPr>
+            <w:r>
+              <w:rPr>
+                <w:szCs w:val="28"/>
+              </w:rPr>
+              <w:t>Программа запущена</w:t>
+            </w:r>
+          </w:p>
+        </w:tc>
+      </w:tr>
+      <w:tr>
+        <w:tc>
+          <w:tcPr>
+            <w:tcW w:w="4672" w:type="dxa"/>
+          </w:tcPr>
+          <w:p>
+            <w:pPr>
+              <w:jc w:val="both"/>
+              <w:rPr>
+                <w:szCs w:val="28"/>
+              </w:rPr>
+            </w:pPr>
+            <w:r>
+              <w:rPr>
+                <w:szCs w:val="28"/>
+              </w:rPr>
+              <w:t>Шаги</w:t>
+            </w:r>
+          </w:p>
+        </w:tc>
+        <w:tc>
+          <w:tcPr>
+            <w:tcW w:w="4673" w:type="dxa"/>
+          </w:tcPr>
+          <w:p>
+            <w:pPr>
+              <w:jc w:val="both"/>
+              <w:rPr>
+                <w:szCs w:val="28"/>
+              </w:rPr>
+            </w:pPr>
+            <w:r>
+              <w:rPr>
+                <w:szCs w:val="28"/>
+              </w:rPr>
+              <w:t>1. В</w:t>
+            </w:r>
+            <w:r>
+              <w:rPr>
+                <w:szCs w:val="28"/>
+              </w:rPr>
+              <w:t>ыполнить три последовательных вычисления</w:t>
+            </w:r>
+          </w:p>
+          <w:p>
+            <w:pPr>
+              <w:jc w:val="both"/>
+              <w:rPr>
+                <w:b/>
+                <w:bCs/>
+                <w:szCs w:val="28"/>
+              </w:rPr>
+            </w:pPr>
+            <w:r>
+              <w:rPr>
+                <w:szCs w:val="28"/>
+              </w:rPr>
+              <w:t>2.</w:t>
+            </w:r>
+            <w:r>
+              <w:rPr>
+                <w:szCs w:val="28"/>
+              </w:rPr>
+              <w:t xml:space="preserve"> Открыть </w:t>
+            </w:r>
+            <w:r>
+              <w:rPr>
+                <w:szCs w:val="28"/>
+                <w:lang w:val="en-US"/>
+              </w:rPr>
+              <w:t>calculations</w:t>
+            </w:r>
+            <w:r>
+              <w:rPr>
+                <w:szCs w:val="28"/>
+              </w:rPr>
+              <w:t>.</w:t>
+            </w:r>
+            <w:r>
+              <w:rPr>
+                <w:szCs w:val="28"/>
+                <w:lang w:val="en-US"/>
+              </w:rPr>
+              <w:t>log</w:t>
+            </w:r>
+          </w:p>
+        </w:tc>
+      </w:tr>
+      <w:tr>
+        <w:tc>
+          <w:tcPr>
+            <w:tcW w:w="4672" w:type="dxa"/>
+          </w:tcPr>
+          <w:p>
+            <w:pPr>
+              <w:jc w:val="both"/>
+              <w:rPr>
+                <w:szCs w:val="28"/>
+              </w:rPr>
+            </w:pPr>
+            <w:r>
+              <w:rPr>
+                <w:szCs w:val="28"/>
+              </w:rPr>
+              <w:t>Ожидаемый результат</w:t>
+            </w:r>
+          </w:p>
+        </w:tc>
+        <w:tc>
+          <w:tcPr>
+            <w:tcW w:w="4673" w:type="dxa"/>
+          </w:tcPr>
+          <w:p>
+            <w:pPr>
+              <w:jc w:val="both"/>
+              <w:rPr>
+                <w:szCs w:val="28"/>
+              </w:rPr>
+            </w:pPr>
+            <w:r>
+              <w:rPr>
+                <w:szCs w:val="28"/>
+              </w:rPr>
+              <w:t>В журнале присутствуют три отдельные записи</w:t>
+            </w:r>
+          </w:p>
+        </w:tc>
+      </w:tr>
+      <w:tr>
+        <w:tc>
+          <w:tcPr>
+            <w:tcW w:w="4672" w:type="dxa"/>
+          </w:tcPr>
+          <w:p>
+            <w:pPr>
+              <w:jc w:val="both"/>
+              <w:rPr>
+                <w:szCs w:val="28"/>
+              </w:rPr>
+            </w:pPr>
+            <w:r>
+              <w:rPr>
+                <w:szCs w:val="28"/>
+              </w:rPr>
+              <w:t>Фактический результат</w:t>
+            </w:r>
+          </w:p>
+        </w:tc>
+        <w:tc>
+          <w:tcPr>
+            <w:tcW w:w="4673" w:type="dxa"/>
+          </w:tcPr>
+          <w:p>
+            <w:pPr>
+              <w:jc w:val="both"/>
+              <w:rPr>
+                <w:szCs w:val="28"/>
+              </w:rPr>
+            </w:pPr>
+            <w:r>
+              <w:rPr>
+                <w:szCs w:val="28"/>
+              </w:rPr>
+              <w:t>Все записи сохранены</w:t>
+            </w:r>
+          </w:p>
+        </w:tc>
+      </w:tr>
+      <w:tr>
+        <w:tc>
+          <w:tcPr>
+            <w:tcW w:w="4672" w:type="dxa"/>
+          </w:tcPr>
+          <w:p>
+            <w:pPr>
+              <w:jc w:val="both"/>
+              <w:rPr>
+                <w:szCs w:val="28"/>
+              </w:rPr>
+            </w:pPr>
+            <w:r>
+              <w:rPr>
+                <w:szCs w:val="28"/>
+              </w:rPr>
+              <w:t>Статус</w:t>
+            </w:r>
+          </w:p>
+        </w:tc>
+        <w:tc>
+          <w:tcPr>
+            <w:tcW w:w="4673" w:type="dxa"/>
+          </w:tcPr>
+          <w:p>
+            <w:pPr>
+              <w:jc w:val="both"/>
+              <w:rPr>
+                <w:szCs w:val="28"/>
+                <w:lang w:val="en-US"/>
+              </w:rPr>
+            </w:pPr>
+            <w:r>
+              <w:rPr>
+                <w:szCs w:val="28"/>
+                <w:lang w:val="en-US"/>
+              </w:rPr>
+              <w:t>Passed</w:t>
+            </w:r>
+          </w:p>
+        </w:tc>
+      </w:tr>
+    </w:tbl>
+    <w:p>
+      <w:pPr>
+        <w:jc w:val="both"/>
+        <w:rPr>
+          <w:b/>
+          <w:bCs/>
+          <w:sz w:val="32"/>
+          <w:szCs w:val="24"/>
+        </w:rPr>
+      </w:pPr>
+    </w:p>
+    <w:tbl>
+      <w:tblPr>
+        <w:tblStyle w:val="ac"/>
+        <w:tblW w:w="0" w:type="auto"/>
+        <w:tblLook w:val="04A0" w:firstRow="1" w:lastRow="0" w:firstColumn="1" w:lastColumn="0" w:noHBand="0" w:noVBand="1"/>
+      </w:tblPr>
+      <w:tblGrid>
+        <w:gridCol w:w="4672"/>
+        <w:gridCol w:w="4673"/>
+      </w:tblGrid>
+      <w:tr>
+        <w:tc>
+          <w:tcPr>
+            <w:tcW w:w="4672" w:type="dxa"/>
+          </w:tcPr>
+          <w:p>
+            <w:pPr>
+              <w:jc w:val="both"/>
+              <w:rPr>
+                <w:b/>
+                <w:bCs/>
+              </w:rPr>
+            </w:pPr>
+            <w:r>
+              <w:rPr>
+                <w:b/>
+                <w:bCs/>
+              </w:rPr>
+              <w:t>Параметр</w:t>
+            </w:r>
+          </w:p>
+        </w:tc>
+        <w:tc>
+          <w:tcPr>
+            <w:tcW w:w="4673" w:type="dxa"/>
+          </w:tcPr>
+          <w:p>
+            <w:pPr>
+              <w:jc w:val="both"/>
+              <w:rPr>
+                <w:b/>
+                <w:bCs/>
+              </w:rPr>
+            </w:pPr>
+            <w:r>
+              <w:rPr>
+                <w:b/>
+                <w:bCs/>
+              </w:rPr>
+              <w:t>Значение</w:t>
+            </w:r>
+          </w:p>
+        </w:tc>
+      </w:tr>
+      <w:tr>
+        <w:tc>
+          <w:tcPr>
+            <w:tcW w:w="4672" w:type="dxa"/>
+          </w:tcPr>
+          <w:p>
+            <w:pPr>
+              <w:jc w:val="both"/>
+              <w:rPr>
+                <w:szCs w:val="28"/>
+              </w:rPr>
+            </w:pPr>
+            <w:r>
+              <w:rPr>
+                <w:szCs w:val="28"/>
+              </w:rPr>
+              <w:t>Номер</w:t>
+            </w:r>
+          </w:p>
+        </w:tc>
+        <w:tc>
+          <w:tcPr>
+            <w:tcW w:w="4673" w:type="dxa"/>
+          </w:tcPr>
+          <w:p>
+            <w:pPr>
+              <w:jc w:val="both"/>
+              <w:rPr>
+                <w:szCs w:val="28"/>
+              </w:rPr>
+            </w:pPr>
+            <w:r>
+              <w:rPr>
+                <w:szCs w:val="28"/>
+              </w:rPr>
+              <w:t>Тест-кейс №18</w:t>
+            </w:r>
+          </w:p>
+        </w:tc>
+      </w:tr>
+      <w:tr>
+        <w:tc>
+          <w:tcPr>
+            <w:tcW w:w="4672" w:type="dxa"/>
+          </w:tcPr>
+          <w:p>
+            <w:pPr>
+              <w:jc w:val="both"/>
+              <w:rPr>
+                <w:szCs w:val="28"/>
+              </w:rPr>
+            </w:pPr>
+            <w:r>
+              <w:rPr>
+                <w:szCs w:val="28"/>
+              </w:rPr>
+              <w:t>Предусловия</w:t>
+            </w:r>
+          </w:p>
+        </w:tc>
+        <w:tc>
+          <w:tcPr>
+            <w:tcW w:w="4673" w:type="dxa"/>
+          </w:tcPr>
+          <w:p>
+            <w:pPr>
+              <w:jc w:val="both"/>
+              <w:rPr>
+                <w:szCs w:val="28"/>
+              </w:rPr>
+            </w:pPr>
+            <w:r>
+              <w:rPr>
+                <w:szCs w:val="28"/>
+              </w:rPr>
+              <w:t>Программа запущена</w:t>
+            </w:r>
+          </w:p>
+        </w:tc>
+      </w:tr>
+      <w:tr>
+        <w:tc>
+          <w:tcPr>
+            <w:tcW w:w="4672" w:type="dxa"/>
+          </w:tcPr>
+          <w:p>
+            <w:pPr>
+              <w:jc w:val="both"/>
+              <w:rPr>
+                <w:szCs w:val="28"/>
+              </w:rPr>
+            </w:pPr>
+            <w:r>
+              <w:rPr>
+                <w:szCs w:val="28"/>
+              </w:rPr>
+              <w:t>Шаги</w:t>
+            </w:r>
+          </w:p>
+        </w:tc>
+        <w:tc>
+          <w:tcPr>
+            <w:tcW w:w="4673" w:type="dxa"/>
+          </w:tcPr>
+          <w:p>
+            <w:pPr>
+              <w:jc w:val="both"/>
+              <w:rPr>
+                <w:szCs w:val="28"/>
+              </w:rPr>
+            </w:pPr>
+            <w:r>
+              <w:rPr>
+                <w:szCs w:val="28"/>
+              </w:rPr>
+              <w:t>1. В</w:t>
+            </w:r>
+            <w:r>
+              <w:rPr>
+                <w:szCs w:val="28"/>
+              </w:rPr>
+              <w:t>ыполнить три последовательных вычисления</w:t>
+            </w:r>
+          </w:p>
+          <w:p>
+            <w:pPr>
+              <w:jc w:val="both"/>
+              <w:rPr>
+                <w:b/>
+                <w:bCs/>
+                <w:szCs w:val="28"/>
+              </w:rPr>
+            </w:pPr>
+            <w:r>
+              <w:rPr>
+                <w:szCs w:val="28"/>
+              </w:rPr>
+              <w:t>2.</w:t>
+            </w:r>
+            <w:r>
+              <w:rPr>
+                <w:szCs w:val="28"/>
+              </w:rPr>
+              <w:t xml:space="preserve"> Открыть </w:t>
+            </w:r>
+            <w:r>
+              <w:rPr>
+                <w:szCs w:val="28"/>
+                <w:lang w:val="en-US"/>
+              </w:rPr>
+              <w:t>calculations</w:t>
+            </w:r>
+            <w:r>
+              <w:rPr>
+                <w:szCs w:val="28"/>
+              </w:rPr>
+              <w:t>.</w:t>
+            </w:r>
+            <w:r>
+              <w:rPr>
+                <w:szCs w:val="28"/>
+                <w:lang w:val="en-US"/>
+              </w:rPr>
+              <w:t>log</w:t>
+            </w:r>
+          </w:p>
+        </w:tc>
+      </w:tr>
+      <w:tr>
+        <w:tc>
+          <w:tcPr>
+            <w:tcW w:w="4672" w:type="dxa"/>
+          </w:tcPr>
+          <w:p>
+            <w:pPr>
+              <w:jc w:val="both"/>
+              <w:rPr>
+                <w:szCs w:val="28"/>
+              </w:rPr>
+            </w:pPr>
+            <w:r>
+              <w:rPr>
+                <w:szCs w:val="28"/>
+              </w:rPr>
+              <w:t>Ожидаемый результат</w:t>
+            </w:r>
+          </w:p>
+        </w:tc>
+        <w:tc>
+          <w:tcPr>
+            <w:tcW w:w="4673" w:type="dxa"/>
+          </w:tcPr>
+          <w:p>
+            <w:pPr>
+              <w:jc w:val="both"/>
+              <w:rPr>
+                <w:szCs w:val="28"/>
+              </w:rPr>
+            </w:pPr>
+            <w:r>
+              <w:rPr>
+                <w:szCs w:val="28"/>
+              </w:rPr>
+              <w:t>В журнале присутствуют три отдельные записи</w:t>
+            </w:r>
+          </w:p>
+        </w:tc>
+      </w:tr>
+      <w:tr>
+        <w:tc>
+          <w:tcPr>
+            <w:tcW w:w="4672" w:type="dxa"/>
+          </w:tcPr>
+          <w:p>
+            <w:pPr>
+              <w:jc w:val="both"/>
+              <w:rPr>
+                <w:szCs w:val="28"/>
+              </w:rPr>
+            </w:pPr>
+            <w:r>
+              <w:rPr>
+                <w:szCs w:val="28"/>
+              </w:rPr>
+              <w:t>Фактический результат</w:t>
+            </w:r>
+          </w:p>
+        </w:tc>
+        <w:tc>
+          <w:tcPr>
+            <w:tcW w:w="4673" w:type="dxa"/>
+          </w:tcPr>
+          <w:p>
+            <w:pPr>
+              <w:jc w:val="both"/>
+              <w:rPr>
+                <w:szCs w:val="28"/>
+              </w:rPr>
+            </w:pPr>
+            <w:r>
+              <w:rPr>
+                <w:szCs w:val="28"/>
+              </w:rPr>
+              <w:t>Все записи сохранены</w:t>
+            </w:r>
+          </w:p>
+        </w:tc>
+      </w:tr>
+      <w:tr>
+        <w:tc>
+          <w:tcPr>
+            <w:tcW w:w="4672" w:type="dxa"/>
+          </w:tcPr>
+          <w:p>
+            <w:pPr>
+              <w:jc w:val="both"/>
+              <w:rPr>
+                <w:szCs w:val="28"/>
+              </w:rPr>
+            </w:pPr>
+            <w:r>
+              <w:rPr>
+                <w:szCs w:val="28"/>
+              </w:rPr>
+              <w:t>Статус</w:t>
+            </w:r>
+          </w:p>
+        </w:tc>
+        <w:tc>
+          <w:tcPr>
+            <w:tcW w:w="4673" w:type="dxa"/>
+          </w:tcPr>
+          <w:p>
+            <w:pPr>
+              <w:jc w:val="both"/>
+              <w:rPr>
+                <w:szCs w:val="28"/>
+                <w:lang w:val="en-US"/>
+              </w:rPr>
+            </w:pPr>
+            <w:r>
+              <w:rPr>
+                <w:szCs w:val="28"/>
+                <w:lang w:val="en-US"/>
+              </w:rPr>
+              <w:t>Passed</w:t>
+            </w:r>
+          </w:p>
+        </w:tc>
+      </w:tr>
+    </w:tbl>
+    <w:p>
+      <w:pPr>
+        <w:jc w:val="both"/>
+        <w:rPr>
+          <w:b/>
+          <w:bCs/>
+          <w:sz w:val="32"/>
+          <w:szCs w:val="24"/>
+        </w:rPr>
+      </w:pPr>
+    </w:p>
+    <w:tbl>
+      <w:tblPr>
+        <w:tblStyle w:val="ac"/>
+        <w:tblW w:w="0" w:type="auto"/>
+        <w:tblLook w:val="04A0" w:firstRow="1" w:lastRow="0" w:firstColumn="1" w:lastColumn="0" w:noHBand="0" w:noVBand="1"/>
+      </w:tblPr>
+      <w:tblGrid>
+        <w:gridCol w:w="4672"/>
+        <w:gridCol w:w="4673"/>
+      </w:tblGrid>
+      <w:tr>
+        <w:tc>
+          <w:tcPr>
+            <w:tcW w:w="4672" w:type="dxa"/>
+          </w:tcPr>
+          <w:p>
+            <w:pPr>
+              <w:jc w:val="both"/>
+              <w:rPr>
+                <w:b/>
+                <w:bCs/>
+              </w:rPr>
+            </w:pPr>
+            <w:r>
+              <w:rPr>
+                <w:b/>
+                <w:bCs/>
+              </w:rPr>
+              <w:lastRenderedPageBreak/>
+              <w:t>Параметр</w:t>
+            </w:r>
+          </w:p>
+        </w:tc>
+        <w:tc>
+          <w:tcPr>
+            <w:tcW w:w="4673" w:type="dxa"/>
+          </w:tcPr>
+          <w:p>
+            <w:pPr>
+              <w:jc w:val="both"/>
+              <w:rPr>
+                <w:b/>
+                <w:bCs/>
+              </w:rPr>
+            </w:pPr>
+            <w:r>
+              <w:rPr>
+                <w:b/>
+                <w:bCs/>
+              </w:rPr>
+              <w:t>Значение</w:t>
+            </w:r>
+          </w:p>
+        </w:tc>
+      </w:tr>
+      <w:tr>
+        <w:tc>
+          <w:tcPr>
+            <w:tcW w:w="4672" w:type="dxa"/>
+          </w:tcPr>
+          <w:p>
+            <w:pPr>
+              <w:jc w:val="both"/>
+              <w:rPr>
+                <w:szCs w:val="28"/>
+              </w:rPr>
+            </w:pPr>
+            <w:r>
+              <w:rPr>
+                <w:szCs w:val="28"/>
+              </w:rPr>
+              <w:t>Номер</w:t>
+            </w:r>
+          </w:p>
+        </w:tc>
+        <w:tc>
+          <w:tcPr>
+            <w:tcW w:w="4673" w:type="dxa"/>
+          </w:tcPr>
+          <w:p>
+            <w:pPr>
+              <w:jc w:val="both"/>
+              <w:rPr>
+                <w:szCs w:val="28"/>
+              </w:rPr>
+            </w:pPr>
+            <w:r>
+              <w:rPr>
+                <w:szCs w:val="28"/>
+              </w:rPr>
+              <w:t>Тест-кейс №1</w:t>
+            </w:r>
+            <w:r>
+              <w:rPr>
+                <w:szCs w:val="28"/>
+              </w:rPr>
+              <w:t>9</w:t>
+            </w:r>
+          </w:p>
+        </w:tc>
+      </w:tr>
+      <w:tr>
+        <w:tc>
+          <w:tcPr>
+            <w:tcW w:w="4672" w:type="dxa"/>
+          </w:tcPr>
+          <w:p>
+            <w:pPr>
+              <w:jc w:val="both"/>
+              <w:rPr>
+                <w:szCs w:val="28"/>
+              </w:rPr>
+            </w:pPr>
+            <w:r>
+              <w:rPr>
+                <w:szCs w:val="28"/>
+              </w:rPr>
+              <w:t>Предусловия</w:t>
+            </w:r>
+          </w:p>
+        </w:tc>
+        <w:tc>
+          <w:tcPr>
+            <w:tcW w:w="4673" w:type="dxa"/>
+          </w:tcPr>
+          <w:p>
+            <w:pPr>
+              <w:jc w:val="both"/>
+              <w:rPr>
+                <w:szCs w:val="28"/>
+              </w:rPr>
+            </w:pPr>
+            <w:r>
+              <w:rPr>
+                <w:szCs w:val="28"/>
+              </w:rPr>
+              <w:t>Существует файл calculations.log</w:t>
+            </w:r>
+          </w:p>
+        </w:tc>
+      </w:tr>
+      <w:tr>
+        <w:tc>
+          <w:tcPr>
+            <w:tcW w:w="4672" w:type="dxa"/>
+          </w:tcPr>
+          <w:p>
+            <w:pPr>
+              <w:jc w:val="both"/>
+              <w:rPr>
+                <w:szCs w:val="28"/>
+              </w:rPr>
+            </w:pPr>
+            <w:r>
+              <w:rPr>
+                <w:szCs w:val="28"/>
+              </w:rPr>
+              <w:t>Шаги</w:t>
+            </w:r>
+          </w:p>
+        </w:tc>
+        <w:tc>
+          <w:tcPr>
+            <w:tcW w:w="4673" w:type="dxa"/>
+          </w:tcPr>
+          <w:p>
+            <w:pPr>
+              <w:jc w:val="both"/>
+              <w:rPr>
+                <w:b/>
+                <w:bCs/>
+                <w:szCs w:val="28"/>
+              </w:rPr>
+            </w:pPr>
+            <w:r>
+              <w:rPr>
+                <w:szCs w:val="28"/>
+              </w:rPr>
+              <w:t>1.</w:t>
+            </w:r>
+            <w:r>
+              <w:rPr>
+                <w:szCs w:val="28"/>
+              </w:rPr>
+              <w:t>Нажать кнопку «Создать резервную копию»</w:t>
+            </w:r>
+          </w:p>
+        </w:tc>
+      </w:tr>
+      <w:tr>
+        <w:tc>
+          <w:tcPr>
+            <w:tcW w:w="4672" w:type="dxa"/>
+          </w:tcPr>
+          <w:p>
+            <w:pPr>
+              <w:jc w:val="both"/>
+              <w:rPr>
+                <w:szCs w:val="28"/>
+              </w:rPr>
+            </w:pPr>
+            <w:r>
+              <w:rPr>
+                <w:szCs w:val="28"/>
+              </w:rPr>
+              <w:t>Ожидаемый результат</w:t>
+            </w:r>
+          </w:p>
+        </w:tc>
+        <w:tc>
+          <w:tcPr>
+            <w:tcW w:w="4673" w:type="dxa"/>
+          </w:tcPr>
+          <w:p>
+            <w:pPr>
+              <w:jc w:val="both"/>
+              <w:rPr>
+                <w:szCs w:val="28"/>
+              </w:rPr>
+            </w:pPr>
+            <w:r>
+              <w:rPr>
+                <w:szCs w:val="28"/>
+              </w:rPr>
+              <w:t>Резервная копия создается без ошибок</w:t>
+            </w:r>
+          </w:p>
+        </w:tc>
+      </w:tr>
+      <w:tr>
+        <w:tc>
+          <w:tcPr>
+            <w:tcW w:w="4672" w:type="dxa"/>
+          </w:tcPr>
+          <w:p>
+            <w:pPr>
+              <w:jc w:val="both"/>
+              <w:rPr>
+                <w:szCs w:val="28"/>
+              </w:rPr>
+            </w:pPr>
+            <w:r>
+              <w:rPr>
+                <w:szCs w:val="28"/>
+              </w:rPr>
+              <w:t>Фактический результат</w:t>
+            </w:r>
+          </w:p>
+        </w:tc>
+        <w:tc>
+          <w:tcPr>
+            <w:tcW w:w="4673" w:type="dxa"/>
+          </w:tcPr>
+          <w:p>
+            <w:pPr>
+              <w:jc w:val="both"/>
+              <w:rPr>
+                <w:szCs w:val="28"/>
+              </w:rPr>
+            </w:pPr>
+            <w:r>
+              <w:rPr>
+                <w:szCs w:val="28"/>
+              </w:rPr>
+              <w:t>Копия создана успешно</w:t>
+            </w:r>
+          </w:p>
+        </w:tc>
+      </w:tr>
+      <w:tr>
+        <w:tc>
+          <w:tcPr>
+            <w:tcW w:w="4672" w:type="dxa"/>
+          </w:tcPr>
+          <w:p>
+            <w:pPr>
+              <w:jc w:val="both"/>
+              <w:rPr>
+                <w:szCs w:val="28"/>
+              </w:rPr>
+            </w:pPr>
+            <w:r>
+              <w:rPr>
+                <w:szCs w:val="28"/>
+              </w:rPr>
+              <w:t>Статус</w:t>
+            </w:r>
+          </w:p>
+        </w:tc>
+        <w:tc>
+          <w:tcPr>
+            <w:tcW w:w="4673" w:type="dxa"/>
+          </w:tcPr>
+          <w:p>
+            <w:pPr>
+              <w:jc w:val="both"/>
+              <w:rPr>
+                <w:szCs w:val="28"/>
+                <w:lang w:val="en-US"/>
+              </w:rPr>
+            </w:pPr>
+            <w:r>
+              <w:rPr>
+                <w:szCs w:val="28"/>
+                <w:lang w:val="en-US"/>
+              </w:rPr>
+              <w:t>Passed</w:t>
+            </w:r>
+          </w:p>
+        </w:tc>
+      </w:tr>
+    </w:tbl>
+    <w:p>
+      <w:pPr>
+        <w:jc w:val="both"/>
+        <w:rPr>
+          <w:b/>
+          <w:bCs/>
+          <w:sz w:val="32"/>
+          <w:szCs w:val="24"/>
+        </w:rPr>
+      </w:pPr>
+    </w:p>
+    <w:tbl>
+      <w:tblPr>
+        <w:tblStyle w:val="ac"/>
+        <w:tblW w:w="0" w:type="auto"/>
+        <w:tblLook w:val="04A0" w:firstRow="1" w:lastRow="0" w:firstColumn="1" w:lastColumn="0" w:noHBand="0" w:noVBand="1"/>
+      </w:tblPr>
+      <w:tblGrid>
+        <w:gridCol w:w="4672"/>
+        <w:gridCol w:w="4673"/>
+      </w:tblGrid>
+      <w:tr>
+        <w:tc>
+          <w:tcPr>
+            <w:tcW w:w="4672" w:type="dxa"/>
+          </w:tcPr>
+          <w:p>
+            <w:pPr>
+              <w:jc w:val="both"/>
+              <w:rPr>
+                <w:b/>
+                <w:bCs/>
+              </w:rPr>
+            </w:pPr>
+            <w:r>
+              <w:rPr>
+                <w:b/>
+                <w:bCs/>
+              </w:rPr>
+              <w:t>Параметр</w:t>
+            </w:r>
+          </w:p>
+        </w:tc>
+        <w:tc>
+          <w:tcPr>
+            <w:tcW w:w="4673" w:type="dxa"/>
+          </w:tcPr>
+          <w:p>
+            <w:pPr>
+              <w:jc w:val="both"/>
+              <w:rPr>
+                <w:b/>
+                <w:bCs/>
+              </w:rPr>
+            </w:pPr>
+            <w:r>
+              <w:rPr>
+                <w:b/>
+                <w:bCs/>
+              </w:rPr>
+              <w:t>Значение</w:t>
+            </w:r>
+          </w:p>
+        </w:tc>
+      </w:tr>
+      <w:tr>
+        <w:tc>
+          <w:tcPr>
+            <w:tcW w:w="4672" w:type="dxa"/>
+          </w:tcPr>
+          <w:p>
+            <w:pPr>
+              <w:jc w:val="both"/>
+              <w:rPr>
+                <w:szCs w:val="28"/>
+              </w:rPr>
+            </w:pPr>
+            <w:r>
+              <w:rPr>
+                <w:szCs w:val="28"/>
+              </w:rPr>
+              <w:t>Номер</w:t>
+            </w:r>
+          </w:p>
+        </w:tc>
+        <w:tc>
+          <w:tcPr>
+            <w:tcW w:w="4673" w:type="dxa"/>
+          </w:tcPr>
+          <w:p>
+            <w:pPr>
+              <w:jc w:val="both"/>
+              <w:rPr>
+                <w:szCs w:val="28"/>
+              </w:rPr>
+            </w:pPr>
+            <w:r>
+              <w:rPr>
+                <w:szCs w:val="28"/>
+              </w:rPr>
+              <w:t>Тест-кейс №</w:t>
+            </w:r>
+            <w:r>
+              <w:rPr>
+                <w:szCs w:val="28"/>
+              </w:rPr>
+              <w:t>20</w:t>
+            </w:r>
+          </w:p>
+        </w:tc>
+      </w:tr>
+      <w:tr>
+        <w:tc>
+          <w:tcPr>
+            <w:tcW w:w="4672" w:type="dxa"/>
+          </w:tcPr>
+          <w:p>
+            <w:pPr>
+              <w:jc w:val="both"/>
+              <w:rPr>
+                <w:szCs w:val="28"/>
+              </w:rPr>
+            </w:pPr>
+            <w:r>
+              <w:rPr>
+                <w:szCs w:val="28"/>
+              </w:rPr>
+              <w:t>Предусловия</w:t>
+            </w:r>
+          </w:p>
+        </w:tc>
+        <w:tc>
+          <w:tcPr>
+            <w:tcW w:w="4673" w:type="dxa"/>
+          </w:tcPr>
+          <w:p>
+            <w:pPr>
+              <w:jc w:val="both"/>
+              <w:rPr>
+                <w:szCs w:val="28"/>
+              </w:rPr>
+            </w:pPr>
+            <w:r>
+              <w:rPr>
+                <w:szCs w:val="28"/>
+              </w:rPr>
+              <w:t>В журнале присутствуют несколько записей</w:t>
+            </w:r>
+          </w:p>
+        </w:tc>
+      </w:tr>
+      <w:tr>
+        <w:tc>
+          <w:tcPr>
+            <w:tcW w:w="4672" w:type="dxa"/>
+          </w:tcPr>
+          <w:p>
+            <w:pPr>
+              <w:jc w:val="both"/>
+              <w:rPr>
+                <w:szCs w:val="28"/>
+              </w:rPr>
+            </w:pPr>
+            <w:r>
+              <w:rPr>
+                <w:szCs w:val="28"/>
+              </w:rPr>
+              <w:t>Шаги</w:t>
+            </w:r>
+          </w:p>
+        </w:tc>
+        <w:tc>
+          <w:tcPr>
+            <w:tcW w:w="4673" w:type="dxa"/>
+          </w:tcPr>
+          <w:p>
+            <w:pPr>
+              <w:jc w:val="both"/>
+              <w:rPr>
+                <w:b/>
+                <w:bCs/>
+                <w:szCs w:val="28"/>
+              </w:rPr>
+            </w:pPr>
+            <w:r>
+              <w:rPr>
+                <w:szCs w:val="28"/>
+              </w:rPr>
+              <w:t>1.</w:t>
+            </w:r>
+            <w:r>
+              <w:rPr>
+                <w:szCs w:val="28"/>
+              </w:rPr>
+              <w:t xml:space="preserve"> Создать резервную копию журнала</w:t>
+            </w:r>
+          </w:p>
+        </w:tc>
+      </w:tr>
+      <w:tr>
+        <w:tc>
+          <w:tcPr>
+            <w:tcW w:w="4672" w:type="dxa"/>
+          </w:tcPr>
+          <w:p>
+            <w:pPr>
+              <w:jc w:val="both"/>
+              <w:rPr>
+                <w:szCs w:val="28"/>
+              </w:rPr>
+            </w:pPr>
+            <w:r>
+              <w:rPr>
+                <w:szCs w:val="28"/>
+              </w:rPr>
+              <w:t>Ожидаемый результат</w:t>
+            </w:r>
+          </w:p>
+        </w:tc>
+        <w:tc>
+          <w:tcPr>
+            <w:tcW w:w="4673" w:type="dxa"/>
+          </w:tcPr>
+          <w:p>
+            <w:pPr>
+              <w:jc w:val="both"/>
+              <w:rPr>
+                <w:szCs w:val="28"/>
+              </w:rPr>
+            </w:pPr>
+            <w:r>
+              <w:rPr>
+                <w:szCs w:val="28"/>
+              </w:rPr>
+              <w:t>Все записи журнала сохранены в резервной копии</w:t>
+            </w:r>
+          </w:p>
+        </w:tc>
+      </w:tr>
+      <w:tr>
+        <w:tc>
+          <w:tcPr>
+            <w:tcW w:w="4672" w:type="dxa"/>
+          </w:tcPr>
+          <w:p>
+            <w:pPr>
+              <w:jc w:val="both"/>
+              <w:rPr>
+                <w:szCs w:val="28"/>
+              </w:rPr>
+            </w:pPr>
+            <w:r>
+              <w:rPr>
+                <w:szCs w:val="28"/>
+              </w:rPr>
+              <w:t>Фактический результат</w:t>
+            </w:r>
+          </w:p>
+        </w:tc>
+        <w:tc>
+          <w:tcPr>
+            <w:tcW w:w="4673" w:type="dxa"/>
+          </w:tcPr>
+          <w:p>
+            <w:pPr>
+              <w:jc w:val="both"/>
+              <w:rPr>
+                <w:szCs w:val="28"/>
+              </w:rPr>
+            </w:pPr>
+            <w:r>
+              <w:rPr>
+                <w:szCs w:val="28"/>
+              </w:rPr>
+              <w:t>Данные сохранены корректно</w:t>
+            </w:r>
+          </w:p>
+        </w:tc>
+      </w:tr>
+      <w:tr>
+        <w:tc>
+          <w:tcPr>
+            <w:tcW w:w="4672" w:type="dxa"/>
+          </w:tcPr>
+          <w:p>
+            <w:pPr>
+              <w:jc w:val="both"/>
+              <w:rPr>
+                <w:szCs w:val="28"/>
+              </w:rPr>
+            </w:pPr>
+            <w:r>
+              <w:rPr>
+                <w:szCs w:val="28"/>
+              </w:rPr>
+              <w:t>Статус</w:t>
+            </w:r>
+          </w:p>
+        </w:tc>
+        <w:tc>
+          <w:tcPr>
+            <w:tcW w:w="4673" w:type="dxa"/>
+          </w:tcPr>
+          <w:p>
+            <w:pPr>
+              <w:jc w:val="both"/>
+              <w:rPr>
+                <w:szCs w:val="28"/>
+                <w:lang w:val="en-US"/>
+              </w:rPr>
+            </w:pPr>
+            <w:r>
+              <w:rPr>
+                <w:szCs w:val="28"/>
+                <w:lang w:val="en-US"/>
+              </w:rPr>
+              <w:t>Passed</w:t>
+            </w:r>
+          </w:p>
+        </w:tc>
+      </w:tr>
+    </w:tbl>
+    <w:p>
+      <w:pPr>
+        <w:jc w:val="both"/>
+        <w:rPr>
+          <w:b/>
+          <w:bCs/>
+          <w:sz w:val="32"/>
+          <w:szCs w:val="24"/>
+        </w:rPr>
+      </w:pPr>
+    </w:p>
+    <w:tbl>
+      <w:tblPr>
+        <w:tblStyle w:val="ac"/>
+        <w:tblW w:w="0" w:type="auto"/>
+        <w:tblLook w:val="04A0" w:firstRow="1" w:lastRow="0" w:firstColumn="1" w:lastColumn="0" w:noHBand="0" w:noVBand="1"/>
+      </w:tblPr>
+      <w:tblGrid>
+        <w:gridCol w:w="4672"/>
+        <w:gridCol w:w="4673"/>
+      </w:tblGrid>
+      <w:tr>
+        <w:tc>
+          <w:tcPr>
+            <w:tcW w:w="4672" w:type="dxa"/>
+          </w:tcPr>
+          <w:p>
+            <w:pPr>
+              <w:jc w:val="both"/>
+              <w:rPr>
+                <w:b/>
+                <w:bCs/>
+              </w:rPr>
+            </w:pPr>
+            <w:r>
+              <w:rPr>
+                <w:b/>
+                <w:bCs/>
+              </w:rPr>
+              <w:t>Параметр</w:t>
+            </w:r>
+          </w:p>
+        </w:tc>
+        <w:tc>
+          <w:tcPr>
+            <w:tcW w:w="4673" w:type="dxa"/>
+          </w:tcPr>
+          <w:p>
+            <w:pPr>
+              <w:jc w:val="both"/>
+              <w:rPr>
+                <w:b/>
+                <w:bCs/>
+              </w:rPr>
+            </w:pPr>
+            <w:r>
+              <w:rPr>
+                <w:b/>
+                <w:bCs/>
+              </w:rPr>
+              <w:t>Значение</w:t>
+            </w:r>
+          </w:p>
+        </w:tc>
+      </w:tr>
+      <w:tr>
+        <w:tc>
+          <w:tcPr>
+            <w:tcW w:w="4672" w:type="dxa"/>
+          </w:tcPr>
+          <w:p>
+            <w:pPr>
+              <w:jc w:val="both"/>
+              <w:rPr>
+                <w:szCs w:val="28"/>
+              </w:rPr>
+            </w:pPr>
+            <w:r>
+              <w:rPr>
+                <w:szCs w:val="28"/>
+              </w:rPr>
+              <w:t>Номер</w:t>
+            </w:r>
+          </w:p>
+        </w:tc>
+        <w:tc>
+          <w:tcPr>
+            <w:tcW w:w="4673" w:type="dxa"/>
+          </w:tcPr>
+          <w:p>
+            <w:pPr>
+              <w:jc w:val="both"/>
+              <w:rPr>
+                <w:szCs w:val="28"/>
+              </w:rPr>
+            </w:pPr>
+            <w:r>
+              <w:rPr>
+                <w:szCs w:val="28"/>
+              </w:rPr>
+              <w:t>Тест-кейс №2</w:t>
+            </w:r>
+            <w:r>
+              <w:rPr>
+                <w:szCs w:val="28"/>
+              </w:rPr>
+              <w:t>1</w:t>
+            </w:r>
+          </w:p>
+        </w:tc>
+      </w:tr>
+      <w:tr>
+        <w:tc>
+          <w:tcPr>
+            <w:tcW w:w="4672" w:type="dxa"/>
+          </w:tcPr>
+          <w:p>
+            <w:pPr>
+              <w:jc w:val="both"/>
+              <w:rPr>
+                <w:szCs w:val="28"/>
+              </w:rPr>
+            </w:pPr>
+            <w:r>
+              <w:rPr>
+                <w:szCs w:val="28"/>
+              </w:rPr>
+              <w:t>Предусловия</w:t>
+            </w:r>
+          </w:p>
+        </w:tc>
+        <w:tc>
+          <w:tcPr>
+            <w:tcW w:w="4673" w:type="dxa"/>
+          </w:tcPr>
+          <w:p>
+            <w:pPr>
+              <w:jc w:val="both"/>
+              <w:rPr>
+                <w:szCs w:val="28"/>
+              </w:rPr>
+            </w:pPr>
+            <w:r>
+              <w:rPr>
+                <w:szCs w:val="28"/>
+              </w:rPr>
+              <w:t>Выполнено резервное копирование</w:t>
+            </w:r>
+          </w:p>
+        </w:tc>
+      </w:tr>
+      <w:tr>
+        <w:tc>
+          <w:tcPr>
+            <w:tcW w:w="4672" w:type="dxa"/>
+          </w:tcPr>
+          <w:p>
+            <w:pPr>
+              <w:jc w:val="both"/>
+              <w:rPr>
+                <w:szCs w:val="28"/>
+              </w:rPr>
+            </w:pPr>
+            <w:r>
+              <w:rPr>
+                <w:szCs w:val="28"/>
+              </w:rPr>
+              <w:t>Шаги</w:t>
+            </w:r>
+          </w:p>
+        </w:tc>
+        <w:tc>
+          <w:tcPr>
+            <w:tcW w:w="4673" w:type="dxa"/>
+          </w:tcPr>
+          <w:p>
+            <w:pPr>
+              <w:jc w:val="both"/>
+              <w:rPr>
+                <w:szCs w:val="28"/>
+              </w:rPr>
+            </w:pPr>
+            <w:r>
+              <w:rPr>
+                <w:szCs w:val="28"/>
+              </w:rPr>
+              <w:t xml:space="preserve">1. Открыть каталог </w:t>
+            </w:r>
+            <w:proofErr w:type="spellStart"/>
+            <w:r>
+              <w:rPr>
+                <w:szCs w:val="28"/>
+              </w:rPr>
+              <w:t>backup</w:t>
+            </w:r>
+            <w:proofErr w:type="spellEnd"/>
+          </w:p>
+        </w:tc>
+      </w:tr>
+      <w:tr>
+        <w:tc>
+          <w:tcPr>
+            <w:tcW w:w="4672" w:type="dxa"/>
+          </w:tcPr>
+          <w:p>
+            <w:pPr>
+              <w:jc w:val="both"/>
+              <w:rPr>
+                <w:szCs w:val="28"/>
+              </w:rPr>
+            </w:pPr>
+            <w:r>
+              <w:rPr>
+                <w:szCs w:val="28"/>
+              </w:rPr>
+              <w:t>Ожидаемый результат</w:t>
+            </w:r>
+          </w:p>
+        </w:tc>
+        <w:tc>
+          <w:tcPr>
+            <w:tcW w:w="4673" w:type="dxa"/>
+          </w:tcPr>
+          <w:p>
+            <w:pPr>
+              <w:jc w:val="both"/>
+              <w:rPr>
+                <w:szCs w:val="28"/>
+              </w:rPr>
+            </w:pPr>
+            <w:r>
+              <w:rPr>
+                <w:szCs w:val="28"/>
+              </w:rPr>
+              <w:t>В каталоге присутствует файл backup_calculations.log</w:t>
+            </w:r>
+            <w:r>
+              <w:rPr>
+                <w:szCs w:val="28"/>
+              </w:rPr>
+              <w:t xml:space="preserve"> </w:t>
+            </w:r>
+          </w:p>
+        </w:tc>
+      </w:tr>
+      <w:tr>
+        <w:tc>
+          <w:tcPr>
+            <w:tcW w:w="4672" w:type="dxa"/>
+          </w:tcPr>
+          <w:p>
+            <w:pPr>
+              <w:jc w:val="both"/>
+              <w:rPr>
+                <w:szCs w:val="28"/>
+              </w:rPr>
+            </w:pPr>
+            <w:r>
+              <w:rPr>
+                <w:szCs w:val="28"/>
+              </w:rPr>
+              <w:t>Фактический результат</w:t>
+            </w:r>
+          </w:p>
+        </w:tc>
+        <w:tc>
+          <w:tcPr>
+            <w:tcW w:w="4673" w:type="dxa"/>
+          </w:tcPr>
+          <w:p>
+            <w:pPr>
+              <w:jc w:val="both"/>
+              <w:rPr>
+                <w:szCs w:val="28"/>
+              </w:rPr>
+            </w:pPr>
+            <w:r>
+              <w:rPr>
+                <w:szCs w:val="28"/>
+              </w:rPr>
+              <w:t>Файл найден</w:t>
+            </w:r>
+          </w:p>
+        </w:tc>
+      </w:tr>
+      <w:tr>
+        <w:tc>
+          <w:tcPr>
+            <w:tcW w:w="4672" w:type="dxa"/>
+          </w:tcPr>
+          <w:p>
+            <w:pPr>
+              <w:jc w:val="both"/>
+              <w:rPr>
+                <w:szCs w:val="28"/>
+              </w:rPr>
+            </w:pPr>
+            <w:r>
+              <w:rPr>
+                <w:szCs w:val="28"/>
+              </w:rPr>
+              <w:t>Статус</w:t>
+            </w:r>
+          </w:p>
+        </w:tc>
+        <w:tc>
+          <w:tcPr>
+            <w:tcW w:w="4673" w:type="dxa"/>
+          </w:tcPr>
+          <w:p>
+            <w:pPr>
+              <w:jc w:val="both"/>
+              <w:rPr>
+                <w:szCs w:val="28"/>
+                <w:lang w:val="en-US"/>
+              </w:rPr>
+            </w:pPr>
+            <w:r>
+              <w:rPr>
+                <w:szCs w:val="28"/>
+                <w:lang w:val="en-US"/>
+              </w:rPr>
+              <w:t>Passed</w:t>
+            </w:r>
+          </w:p>
+        </w:tc>
+      </w:tr>
+    </w:tbl>
+    <w:p>
+      <w:pPr>
+        <w:jc w:val="both"/>
+        <w:rPr>
+          <w:b/>
+          <w:bCs/>
+          <w:sz w:val="32"/>
+          <w:szCs w:val="24"/>
+        </w:rPr>
+      </w:pPr>
+    </w:p>
+    <w:tbl>
+      <w:tblPr>
+        <w:tblStyle w:val="ac"/>
+        <w:tblW w:w="0" w:type="auto"/>
+        <w:tblLook w:val="04A0" w:firstRow="1" w:lastRow="0" w:firstColumn="1" w:lastColumn="0" w:noHBand="0" w:noVBand="1"/>
+      </w:tblPr>
+      <w:tblGrid>
+        <w:gridCol w:w="4672"/>
+        <w:gridCol w:w="4673"/>
+      </w:tblGrid>
+      <w:tr>
+        <w:tc>
+          <w:tcPr>
+            <w:tcW w:w="4672" w:type="dxa"/>
+          </w:tcPr>
+          <w:p>
+            <w:pPr>
+              <w:jc w:val="both"/>
+              <w:rPr>
+                <w:b/>
+                <w:bCs/>
+              </w:rPr>
+            </w:pPr>
+            <w:r>
+              <w:rPr>
+                <w:b/>
+                <w:bCs/>
+              </w:rPr>
+              <w:t>Параметр</w:t>
+            </w:r>
+          </w:p>
+        </w:tc>
+        <w:tc>
+          <w:tcPr>
+            <w:tcW w:w="4673" w:type="dxa"/>
+          </w:tcPr>
+          <w:p>
+            <w:pPr>
+              <w:jc w:val="both"/>
+              <w:rPr>
+                <w:b/>
+                <w:bCs/>
+              </w:rPr>
+            </w:pPr>
+            <w:r>
+              <w:rPr>
+                <w:b/>
+                <w:bCs/>
+              </w:rPr>
+              <w:t>Значение</w:t>
+            </w:r>
+          </w:p>
+        </w:tc>
+      </w:tr>
+      <w:tr>
+        <w:tc>
+          <w:tcPr>
+            <w:tcW w:w="4672" w:type="dxa"/>
+          </w:tcPr>
+          <w:p>
+            <w:pPr>
+              <w:jc w:val="both"/>
+              <w:rPr>
+                <w:szCs w:val="28"/>
+              </w:rPr>
+            </w:pPr>
+            <w:r>
+              <w:rPr>
+                <w:szCs w:val="28"/>
+              </w:rPr>
+              <w:t>Номер</w:t>
+            </w:r>
+          </w:p>
+        </w:tc>
+        <w:tc>
+          <w:tcPr>
+            <w:tcW w:w="4673" w:type="dxa"/>
+          </w:tcPr>
+          <w:p>
+            <w:pPr>
+              <w:jc w:val="both"/>
+              <w:rPr>
+                <w:szCs w:val="28"/>
+              </w:rPr>
+            </w:pPr>
+            <w:r>
+              <w:rPr>
+                <w:szCs w:val="28"/>
+              </w:rPr>
+              <w:t>Тест-кейс №2</w:t>
+            </w:r>
+            <w:r>
+              <w:rPr>
+                <w:szCs w:val="28"/>
+              </w:rPr>
+              <w:t>2</w:t>
+            </w:r>
+          </w:p>
+        </w:tc>
+      </w:tr>
+      <w:tr>
+        <w:tc>
+          <w:tcPr>
+            <w:tcW w:w="4672" w:type="dxa"/>
+          </w:tcPr>
+          <w:p>
+            <w:pPr>
+              <w:jc w:val="both"/>
+              <w:rPr>
+                <w:szCs w:val="28"/>
+              </w:rPr>
+            </w:pPr>
+            <w:r>
+              <w:rPr>
+                <w:szCs w:val="28"/>
+              </w:rPr>
+              <w:t>Предусловия</w:t>
+            </w:r>
+          </w:p>
+        </w:tc>
+        <w:tc>
+          <w:tcPr>
+            <w:tcW w:w="4673" w:type="dxa"/>
+          </w:tcPr>
+          <w:p>
+            <w:pPr>
+              <w:jc w:val="both"/>
+              <w:rPr>
+                <w:szCs w:val="28"/>
+              </w:rPr>
+            </w:pPr>
+            <w:r>
+              <w:rPr>
+                <w:szCs w:val="28"/>
+              </w:rPr>
+              <w:t>Существует резервная копия журнал</w:t>
+            </w:r>
+            <w:r>
+              <w:rPr>
+                <w:szCs w:val="28"/>
+              </w:rPr>
+              <w:t>а</w:t>
+            </w:r>
+          </w:p>
+        </w:tc>
+      </w:tr>
+      <w:tr>
+        <w:tc>
+          <w:tcPr>
+            <w:tcW w:w="4672" w:type="dxa"/>
+          </w:tcPr>
+          <w:p>
+            <w:pPr>
+              <w:jc w:val="both"/>
+              <w:rPr>
+                <w:szCs w:val="28"/>
+              </w:rPr>
+            </w:pPr>
+            <w:r>
+              <w:rPr>
+                <w:szCs w:val="28"/>
+              </w:rPr>
+              <w:t>Шаги</w:t>
+            </w:r>
+          </w:p>
+        </w:tc>
+        <w:tc>
+          <w:tcPr>
+            <w:tcW w:w="4673" w:type="dxa"/>
+          </w:tcPr>
+          <w:p>
+            <w:pPr>
+              <w:jc w:val="both"/>
+              <w:rPr>
+                <w:szCs w:val="28"/>
+              </w:rPr>
+            </w:pPr>
+            <w:r>
+              <w:rPr>
+                <w:szCs w:val="28"/>
+              </w:rPr>
+              <w:t>1. Открыть файл резервной копии</w:t>
+            </w:r>
+            <w:r>
+              <w:rPr>
+                <w:szCs w:val="28"/>
+              </w:rPr>
+              <w:t xml:space="preserve"> </w:t>
+            </w:r>
+          </w:p>
+        </w:tc>
+      </w:tr>
+      <w:tr>
+        <w:tc>
+          <w:tcPr>
+            <w:tcW w:w="4672" w:type="dxa"/>
+          </w:tcPr>
+          <w:p>
+            <w:pPr>
+              <w:jc w:val="both"/>
+              <w:rPr>
+                <w:szCs w:val="28"/>
+              </w:rPr>
+            </w:pPr>
+            <w:r>
+              <w:rPr>
+                <w:szCs w:val="28"/>
+              </w:rPr>
+              <w:t>Ожидаемый результат</w:t>
+            </w:r>
+          </w:p>
+        </w:tc>
+        <w:tc>
+          <w:tcPr>
+            <w:tcW w:w="4673" w:type="dxa"/>
+          </w:tcPr>
+          <w:p>
+            <w:pPr>
+              <w:jc w:val="both"/>
+              <w:rPr>
+                <w:szCs w:val="28"/>
+              </w:rPr>
+            </w:pPr>
+            <w:r>
+              <w:rPr>
+                <w:szCs w:val="28"/>
+              </w:rPr>
+              <w:t>Содержимое резервной копии соответствует содержимому журнала</w:t>
+            </w:r>
+          </w:p>
+        </w:tc>
+      </w:tr>
+      <w:tr>
+        <w:tc>
+          <w:tcPr>
+            <w:tcW w:w="4672" w:type="dxa"/>
+          </w:tcPr>
+          <w:p>
+            <w:pPr>
+              <w:jc w:val="both"/>
+              <w:rPr>
+                <w:szCs w:val="28"/>
+              </w:rPr>
+            </w:pPr>
+            <w:r>
+              <w:rPr>
+                <w:szCs w:val="28"/>
+              </w:rPr>
+              <w:t>Фактический результат</w:t>
+            </w:r>
+          </w:p>
+        </w:tc>
+        <w:tc>
+          <w:tcPr>
+            <w:tcW w:w="4673" w:type="dxa"/>
+          </w:tcPr>
+          <w:p>
+            <w:pPr>
+              <w:jc w:val="both"/>
+              <w:rPr>
+                <w:szCs w:val="28"/>
+              </w:rPr>
+            </w:pPr>
+            <w:r>
+              <w:rPr>
+                <w:szCs w:val="28"/>
+              </w:rPr>
+              <w:t>Данные совпадают</w:t>
+            </w:r>
+          </w:p>
+        </w:tc>
+      </w:tr>
+      <w:tr>
+        <w:tc>
+          <w:tcPr>
+            <w:tcW w:w="4672" w:type="dxa"/>
+          </w:tcPr>
+          <w:p>
+            <w:pPr>
+              <w:jc w:val="both"/>
+              <w:rPr>
+                <w:szCs w:val="28"/>
+              </w:rPr>
+            </w:pPr>
+            <w:r>
+              <w:rPr>
+                <w:szCs w:val="28"/>
+              </w:rPr>
+              <w:t>Статус</w:t>
+            </w:r>
+          </w:p>
+        </w:tc>
+        <w:tc>
+          <w:tcPr>
+            <w:tcW w:w="4673" w:type="dxa"/>
+          </w:tcPr>
+          <w:p>
+            <w:pPr>
+              <w:jc w:val="both"/>
+              <w:rPr>
+                <w:szCs w:val="28"/>
+                <w:lang w:val="en-US"/>
+              </w:rPr>
+            </w:pPr>
+            <w:r>
+              <w:rPr>
+                <w:szCs w:val="28"/>
+                <w:lang w:val="en-US"/>
+              </w:rPr>
+              <w:t>Passed</w:t>
+            </w:r>
+          </w:p>
+        </w:tc>
+      </w:tr>
+    </w:tbl>
+    <w:p>
+      <w:pPr>
+        <w:jc w:val="both"/>
+        <w:rPr>
+          <w:b/>
+          <w:bCs/>
+          <w:sz w:val="32"/>
+          <w:szCs w:val="24"/>
+        </w:rPr>
+      </w:pPr>
+    </w:p>
+    <w:p>
+      <w:pPr>
+        <w:jc w:val="both"/>
+        <w:rPr>
+          <w:b/>
+          <w:bCs/>
+          <w:sz w:val="32"/>
+          <w:szCs w:val="24"/>
+        </w:rPr>
+      </w:pPr>
+    </w:p>
+    <w:tbl>
+      <w:tblPr>
+        <w:tblStyle w:val="ac"/>
+        <w:tblW w:w="0" w:type="auto"/>
+        <w:tblLook w:val="04A0" w:firstRow="1" w:lastRow="0" w:firstColumn="1" w:lastColumn="0" w:noHBand="0" w:noVBand="1"/>
+      </w:tblPr>
+      <w:tblGrid>
+        <w:gridCol w:w="4672"/>
+        <w:gridCol w:w="4673"/>
+      </w:tblGrid>
+      <w:tr>
+        <w:tc>
+          <w:tcPr>
+            <w:tcW w:w="4672" w:type="dxa"/>
+          </w:tcPr>
+          <w:p>
+            <w:pPr>
+              <w:jc w:val="both"/>
+              <w:rPr>
+                <w:b/>
+                <w:bCs/>
+              </w:rPr>
+            </w:pPr>
+            <w:r>
+              <w:rPr>
+                <w:b/>
+                <w:bCs/>
+              </w:rPr>
+              <w:lastRenderedPageBreak/>
+              <w:t>Параметр</w:t>
+            </w:r>
+          </w:p>
+        </w:tc>
+        <w:tc>
+          <w:tcPr>
+            <w:tcW w:w="4673" w:type="dxa"/>
+          </w:tcPr>
+          <w:p>
+            <w:pPr>
+              <w:jc w:val="both"/>
+              <w:rPr>
+                <w:b/>
+                <w:bCs/>
+              </w:rPr>
+            </w:pPr>
+            <w:r>
+              <w:rPr>
+                <w:b/>
+                <w:bCs/>
+              </w:rPr>
+              <w:t>Значение</w:t>
+            </w:r>
+          </w:p>
+        </w:tc>
+      </w:tr>
+      <w:tr>
+        <w:tc>
+          <w:tcPr>
+            <w:tcW w:w="4672" w:type="dxa"/>
+          </w:tcPr>
+          <w:p>
+            <w:pPr>
+              <w:jc w:val="both"/>
+              <w:rPr>
+                <w:szCs w:val="28"/>
+              </w:rPr>
+            </w:pPr>
+            <w:r>
+              <w:rPr>
+                <w:szCs w:val="28"/>
+              </w:rPr>
+              <w:t>Номер</w:t>
+            </w:r>
+          </w:p>
+        </w:tc>
+        <w:tc>
+          <w:tcPr>
+            <w:tcW w:w="4673" w:type="dxa"/>
+          </w:tcPr>
+          <w:p>
+            <w:pPr>
+              <w:jc w:val="both"/>
+              <w:rPr>
+                <w:szCs w:val="28"/>
+              </w:rPr>
+            </w:pPr>
+            <w:r>
+              <w:rPr>
+                <w:szCs w:val="28"/>
+              </w:rPr>
+              <w:t>Тест-кейс №2</w:t>
+            </w:r>
+            <w:r>
+              <w:rPr>
+                <w:szCs w:val="28"/>
+              </w:rPr>
+              <w:t>3</w:t>
+            </w:r>
+          </w:p>
+        </w:tc>
+      </w:tr>
+      <w:tr>
+        <w:tc>
+          <w:tcPr>
+            <w:tcW w:w="4672" w:type="dxa"/>
+          </w:tcPr>
+          <w:p>
+            <w:pPr>
+              <w:jc w:val="both"/>
+              <w:rPr>
+                <w:szCs w:val="28"/>
+              </w:rPr>
+            </w:pPr>
+            <w:r>
+              <w:rPr>
+                <w:szCs w:val="28"/>
+              </w:rPr>
+              <w:t>Предусловия</w:t>
+            </w:r>
+          </w:p>
+        </w:tc>
+        <w:tc>
+          <w:tcPr>
+            <w:tcW w:w="4673" w:type="dxa"/>
+          </w:tcPr>
+          <w:p>
+            <w:pPr>
+              <w:jc w:val="both"/>
+              <w:rPr>
+                <w:szCs w:val="28"/>
+              </w:rPr>
+            </w:pPr>
+            <w:r>
+              <w:rPr>
+                <w:szCs w:val="28"/>
+              </w:rPr>
+              <w:t>Существует резервная копия. Основной журнал удален</w:t>
+            </w:r>
+          </w:p>
+        </w:tc>
+      </w:tr>
+      <w:tr>
+        <w:tc>
+          <w:tcPr>
+            <w:tcW w:w="4672" w:type="dxa"/>
+          </w:tcPr>
+          <w:p>
+            <w:pPr>
+              <w:jc w:val="both"/>
+              <w:rPr>
+                <w:szCs w:val="28"/>
+              </w:rPr>
+            </w:pPr>
+            <w:r>
+              <w:rPr>
+                <w:szCs w:val="28"/>
+              </w:rPr>
+              <w:t>Шаги</w:t>
+            </w:r>
+          </w:p>
+        </w:tc>
+        <w:tc>
+          <w:tcPr>
+            <w:tcW w:w="4673" w:type="dxa"/>
+          </w:tcPr>
+          <w:p>
+            <w:pPr>
+              <w:jc w:val="both"/>
+              <w:rPr>
+                <w:szCs w:val="28"/>
+              </w:rPr>
+            </w:pPr>
+            <w:r>
+              <w:rPr>
+                <w:szCs w:val="28"/>
+              </w:rPr>
+              <w:t>1. Нажать кнопку «Восстановить лог»</w:t>
+            </w:r>
+          </w:p>
+        </w:tc>
+      </w:tr>
+      <w:tr>
+        <w:tc>
+          <w:tcPr>
+            <w:tcW w:w="4672" w:type="dxa"/>
+          </w:tcPr>
+          <w:p>
+            <w:pPr>
+              <w:jc w:val="both"/>
+              <w:rPr>
+                <w:szCs w:val="28"/>
+              </w:rPr>
+            </w:pPr>
+            <w:r>
+              <w:rPr>
+                <w:szCs w:val="28"/>
+              </w:rPr>
+              <w:t>Ожидаемый результат</w:t>
+            </w:r>
+          </w:p>
+        </w:tc>
+        <w:tc>
+          <w:tcPr>
+            <w:tcW w:w="4673" w:type="dxa"/>
+          </w:tcPr>
+          <w:p>
+            <w:pPr>
+              <w:jc w:val="both"/>
+              <w:rPr>
+                <w:szCs w:val="28"/>
+              </w:rPr>
+            </w:pPr>
+            <w:r>
+              <w:rPr>
+                <w:szCs w:val="28"/>
+              </w:rPr>
+              <w:t>Файл журнала восстанавливается из резервной копии</w:t>
+            </w:r>
+          </w:p>
+        </w:tc>
+      </w:tr>
+      <w:tr>
+        <w:tc>
+          <w:tcPr>
+            <w:tcW w:w="4672" w:type="dxa"/>
+          </w:tcPr>
+          <w:p>
+            <w:pPr>
+              <w:jc w:val="both"/>
+              <w:rPr>
+                <w:szCs w:val="28"/>
+              </w:rPr>
+            </w:pPr>
+            <w:r>
+              <w:rPr>
+                <w:szCs w:val="28"/>
+              </w:rPr>
+              <w:t>Фактический результат</w:t>
+            </w:r>
+          </w:p>
+        </w:tc>
+        <w:tc>
+          <w:tcPr>
+            <w:tcW w:w="4673" w:type="dxa"/>
+          </w:tcPr>
+          <w:p>
+            <w:pPr>
+              <w:jc w:val="both"/>
+              <w:rPr>
+                <w:szCs w:val="28"/>
+              </w:rPr>
+            </w:pPr>
+            <w:r>
+              <w:rPr>
+                <w:szCs w:val="28"/>
+              </w:rPr>
+              <w:t>Журнал успешно восстановлен</w:t>
+            </w:r>
+          </w:p>
+        </w:tc>
+      </w:tr>
+      <w:tr>
+        <w:tc>
+          <w:tcPr>
+            <w:tcW w:w="4672" w:type="dxa"/>
+          </w:tcPr>
+          <w:p>
+            <w:pPr>
+              <w:jc w:val="both"/>
+              <w:rPr>
+                <w:szCs w:val="28"/>
+              </w:rPr>
+            </w:pPr>
+            <w:r>
+              <w:rPr>
+                <w:szCs w:val="28"/>
+              </w:rPr>
+              <w:t>Статус</w:t>
+            </w:r>
+          </w:p>
+        </w:tc>
+        <w:tc>
+          <w:tcPr>
+            <w:tcW w:w="4673" w:type="dxa"/>
+          </w:tcPr>
+          <w:p>
+            <w:pPr>
+              <w:jc w:val="both"/>
+              <w:rPr>
+                <w:szCs w:val="28"/>
+                <w:lang w:val="en-US"/>
+              </w:rPr>
+            </w:pPr>
+            <w:r>
+              <w:rPr>
+                <w:szCs w:val="28"/>
+                <w:lang w:val="en-US"/>
+              </w:rPr>
+              <w:t>Passed</w:t>
+            </w:r>
+          </w:p>
+        </w:tc>
+      </w:tr>
+    </w:tbl>
+    <w:p>
+      <w:pPr>
+        <w:jc w:val="both"/>
+        <w:rPr>
+          <w:b/>
+          <w:bCs/>
+          <w:sz w:val="32"/>
+          <w:szCs w:val="24"/>
+        </w:rPr>
+      </w:pPr>
+    </w:p>
+    <w:tbl>
+      <w:tblPr>
+        <w:tblStyle w:val="ac"/>
+        <w:tblW w:w="0" w:type="auto"/>
+        <w:tblLook w:val="04A0" w:firstRow="1" w:lastRow="0" w:firstColumn="1" w:lastColumn="0" w:noHBand="0" w:noVBand="1"/>
+      </w:tblPr>
+      <w:tblGrid>
+        <w:gridCol w:w="4672"/>
+        <w:gridCol w:w="4673"/>
+      </w:tblGrid>
+      <w:tr>
+        <w:tc>
+          <w:tcPr>
+            <w:tcW w:w="4672" w:type="dxa"/>
+          </w:tcPr>
+          <w:p>
+            <w:pPr>
+              <w:jc w:val="both"/>
+              <w:rPr>
+                <w:b/>
+                <w:bCs/>
+              </w:rPr>
+            </w:pPr>
+            <w:r>
+              <w:rPr>
+                <w:b/>
+                <w:bCs/>
+              </w:rPr>
+              <w:t>Параметр</w:t>
+            </w:r>
+          </w:p>
+        </w:tc>
+        <w:tc>
+          <w:tcPr>
+            <w:tcW w:w="4673" w:type="dxa"/>
+          </w:tcPr>
+          <w:p>
+            <w:pPr>
+              <w:jc w:val="both"/>
+              <w:rPr>
+                <w:b/>
+                <w:bCs/>
+              </w:rPr>
+            </w:pPr>
+            <w:r>
+              <w:rPr>
+                <w:b/>
+                <w:bCs/>
+              </w:rPr>
+              <w:t>Значение</w:t>
+            </w:r>
+          </w:p>
+        </w:tc>
+      </w:tr>
+      <w:tr>
+        <w:tc>
+          <w:tcPr>
+            <w:tcW w:w="4672" w:type="dxa"/>
+          </w:tcPr>
+          <w:p>
+            <w:pPr>
+              <w:jc w:val="both"/>
+              <w:rPr>
+                <w:szCs w:val="28"/>
+              </w:rPr>
+            </w:pPr>
+            <w:r>
+              <w:rPr>
+                <w:szCs w:val="28"/>
+              </w:rPr>
+              <w:t>Номер</w:t>
+            </w:r>
+          </w:p>
+        </w:tc>
+        <w:tc>
+          <w:tcPr>
+            <w:tcW w:w="4673" w:type="dxa"/>
+          </w:tcPr>
+          <w:p>
+            <w:pPr>
+              <w:jc w:val="both"/>
+              <w:rPr>
+                <w:szCs w:val="28"/>
+              </w:rPr>
+            </w:pPr>
+            <w:r>
+              <w:rPr>
+                <w:szCs w:val="28"/>
+              </w:rPr>
+              <w:t>Тест-кейс №2</w:t>
+            </w:r>
+            <w:r>
+              <w:rPr>
+                <w:szCs w:val="28"/>
+              </w:rPr>
+              <w:t>4</w:t>
+            </w:r>
+          </w:p>
+        </w:tc>
+      </w:tr>
+      <w:tr>
+        <w:tc>
+          <w:tcPr>
+            <w:tcW w:w="4672" w:type="dxa"/>
+          </w:tcPr>
+          <w:p>
+            <w:pPr>
+              <w:jc w:val="both"/>
+              <w:rPr>
+                <w:szCs w:val="28"/>
+              </w:rPr>
+            </w:pPr>
+            <w:r>
+              <w:rPr>
+                <w:szCs w:val="28"/>
+              </w:rPr>
+              <w:t>Предусловия</w:t>
+            </w:r>
+          </w:p>
+        </w:tc>
+        <w:tc>
+          <w:tcPr>
+            <w:tcW w:w="4673" w:type="dxa"/>
+          </w:tcPr>
+          <w:p>
+            <w:pPr>
+              <w:jc w:val="both"/>
+              <w:rPr>
+                <w:szCs w:val="28"/>
+              </w:rPr>
+            </w:pPr>
+            <w:r>
+              <w:rPr>
+                <w:szCs w:val="28"/>
+              </w:rPr>
+              <w:t>Основной журнал поврежден. Существует резервная копия</w:t>
+            </w:r>
+          </w:p>
+        </w:tc>
+      </w:tr>
+      <w:tr>
+        <w:tc>
+          <w:tcPr>
+            <w:tcW w:w="4672" w:type="dxa"/>
+          </w:tcPr>
+          <w:p>
+            <w:pPr>
+              <w:jc w:val="both"/>
+              <w:rPr>
+                <w:szCs w:val="28"/>
+              </w:rPr>
+            </w:pPr>
+            <w:r>
+              <w:rPr>
+                <w:szCs w:val="28"/>
+              </w:rPr>
+              <w:t>Шаги</w:t>
+            </w:r>
+          </w:p>
+        </w:tc>
+        <w:tc>
+          <w:tcPr>
+            <w:tcW w:w="4673" w:type="dxa"/>
+          </w:tcPr>
+          <w:p>
+            <w:pPr>
+              <w:jc w:val="both"/>
+              <w:rPr>
+                <w:szCs w:val="28"/>
+              </w:rPr>
+            </w:pPr>
+            <w:r>
+              <w:rPr>
+                <w:szCs w:val="28"/>
+              </w:rPr>
+              <w:t>1.</w:t>
+            </w:r>
+            <w:r>
+              <w:rPr>
+                <w:szCs w:val="28"/>
+              </w:rPr>
+              <w:t xml:space="preserve"> </w:t>
+            </w:r>
+            <w:r>
+              <w:rPr>
+                <w:szCs w:val="28"/>
+              </w:rPr>
+              <w:t>Выполнить восстановлен</w:t>
+            </w:r>
+            <w:r>
+              <w:rPr>
+                <w:szCs w:val="28"/>
+              </w:rPr>
+              <w:t>ие журнала</w:t>
+            </w:r>
+          </w:p>
+        </w:tc>
+      </w:tr>
+      <w:tr>
+        <w:tc>
+          <w:tcPr>
+            <w:tcW w:w="4672" w:type="dxa"/>
+          </w:tcPr>
+          <w:p>
+            <w:pPr>
+              <w:jc w:val="both"/>
+              <w:rPr>
+                <w:szCs w:val="28"/>
+              </w:rPr>
+            </w:pPr>
+            <w:r>
+              <w:rPr>
+                <w:szCs w:val="28"/>
+              </w:rPr>
+              <w:t>Ожидаемый результат</w:t>
+            </w:r>
+          </w:p>
+        </w:tc>
+        <w:tc>
+          <w:tcPr>
+            <w:tcW w:w="4673" w:type="dxa"/>
+          </w:tcPr>
+          <w:p>
+            <w:pPr>
+              <w:jc w:val="both"/>
+              <w:rPr>
+                <w:szCs w:val="28"/>
+              </w:rPr>
+            </w:pPr>
+            <w:r>
+              <w:rPr>
+                <w:szCs w:val="28"/>
+              </w:rPr>
+              <w:t>Поврежденный журнал заменяется корректной копией</w:t>
+            </w:r>
+          </w:p>
+        </w:tc>
+      </w:tr>
+      <w:tr>
+        <w:tc>
+          <w:tcPr>
+            <w:tcW w:w="4672" w:type="dxa"/>
+          </w:tcPr>
+          <w:p>
+            <w:pPr>
+              <w:jc w:val="both"/>
+              <w:rPr>
+                <w:szCs w:val="28"/>
+              </w:rPr>
+            </w:pPr>
+            <w:r>
+              <w:rPr>
+                <w:szCs w:val="28"/>
+              </w:rPr>
+              <w:t>Фактический результат</w:t>
+            </w:r>
+          </w:p>
+        </w:tc>
+        <w:tc>
+          <w:tcPr>
+            <w:tcW w:w="4673" w:type="dxa"/>
+          </w:tcPr>
+          <w:p>
+            <w:pPr>
+              <w:jc w:val="both"/>
+              <w:rPr>
+                <w:szCs w:val="28"/>
+              </w:rPr>
+            </w:pPr>
+            <w:r>
+              <w:rPr>
+                <w:szCs w:val="28"/>
+              </w:rPr>
+              <w:t>Восстановление выполнено успешно</w:t>
+            </w:r>
+          </w:p>
+        </w:tc>
+      </w:tr>
+      <w:tr>
+        <w:tc>
+          <w:tcPr>
+            <w:tcW w:w="4672" w:type="dxa"/>
+          </w:tcPr>
+          <w:p>
+            <w:pPr>
+              <w:jc w:val="both"/>
+              <w:rPr>
+                <w:szCs w:val="28"/>
+              </w:rPr>
+            </w:pPr>
+            <w:r>
+              <w:rPr>
+                <w:szCs w:val="28"/>
+              </w:rPr>
+              <w:t>Статус</w:t>
+            </w:r>
+          </w:p>
+        </w:tc>
+        <w:tc>
+          <w:tcPr>
+            <w:tcW w:w="4673" w:type="dxa"/>
+          </w:tcPr>
+          <w:p>
+            <w:pPr>
+              <w:jc w:val="both"/>
+              <w:rPr>
+                <w:szCs w:val="28"/>
+                <w:lang w:val="en-US"/>
+              </w:rPr>
+            </w:pPr>
+            <w:r>
+              <w:rPr>
+                <w:szCs w:val="28"/>
+                <w:lang w:val="en-US"/>
+              </w:rPr>
+              <w:t>Passed</w:t>
+            </w:r>
+          </w:p>
+        </w:tc>
+      </w:tr>
+    </w:tbl>
+    <w:p>
+      <w:pPr>
+        <w:jc w:val="both"/>
+        <w:rPr>
+          <w:b/>
+          <w:bCs/>
+          <w:sz w:val="32"/>
+          <w:szCs w:val="24"/>
+        </w:rPr>
+      </w:pPr>
+    </w:p>
+    <w:tbl>
+      <w:tblPr>
+        <w:tblStyle w:val="ac"/>
+        <w:tblW w:w="0" w:type="auto"/>
+        <w:tblLook w:val="04A0" w:firstRow="1" w:lastRow="0" w:firstColumn="1" w:lastColumn="0" w:noHBand="0" w:noVBand="1"/>
+      </w:tblPr>
+      <w:tblGrid>
+        <w:gridCol w:w="4672"/>
+        <w:gridCol w:w="4673"/>
+      </w:tblGrid>
+      <w:tr>
+        <w:tc>
+          <w:tcPr>
+            <w:tcW w:w="4672" w:type="dxa"/>
+          </w:tcPr>
+          <w:p>
+            <w:pPr>
+              <w:jc w:val="both"/>
+              <w:rPr>
+                <w:b/>
+                <w:bCs/>
+              </w:rPr>
+            </w:pPr>
+            <w:r>
+              <w:rPr>
+                <w:b/>
+                <w:bCs/>
+              </w:rPr>
+              <w:t>Параметр</w:t>
+            </w:r>
+          </w:p>
+        </w:tc>
+        <w:tc>
+          <w:tcPr>
+            <w:tcW w:w="4673" w:type="dxa"/>
+          </w:tcPr>
+          <w:p>
+            <w:pPr>
+              <w:jc w:val="both"/>
+              <w:rPr>
+                <w:b/>
+                <w:bCs/>
+              </w:rPr>
+            </w:pPr>
+            <w:r>
+              <w:rPr>
+                <w:b/>
+                <w:bCs/>
+              </w:rPr>
+              <w:t>Значение</w:t>
+            </w:r>
+          </w:p>
+        </w:tc>
+      </w:tr>
+      <w:tr>
+        <w:tc>
+          <w:tcPr>
+            <w:tcW w:w="4672" w:type="dxa"/>
+          </w:tcPr>
+          <w:p>
+            <w:pPr>
+              <w:jc w:val="both"/>
+              <w:rPr>
+                <w:szCs w:val="28"/>
+              </w:rPr>
+            </w:pPr>
+            <w:r>
+              <w:rPr>
+                <w:szCs w:val="28"/>
+              </w:rPr>
+              <w:t>Номер</w:t>
+            </w:r>
+          </w:p>
+        </w:tc>
+        <w:tc>
+          <w:tcPr>
+            <w:tcW w:w="4673" w:type="dxa"/>
+          </w:tcPr>
+          <w:p>
+            <w:pPr>
+              <w:jc w:val="both"/>
+              <w:rPr>
+                <w:szCs w:val="28"/>
+              </w:rPr>
+            </w:pPr>
+            <w:r>
+              <w:rPr>
+                <w:szCs w:val="28"/>
+              </w:rPr>
+              <w:t>Тест-кейс №2</w:t>
+            </w:r>
+            <w:r>
+              <w:rPr>
+                <w:szCs w:val="28"/>
+              </w:rPr>
+              <w:t>5</w:t>
+            </w:r>
+          </w:p>
+        </w:tc>
+      </w:tr>
+      <w:tr>
+        <w:tc>
+          <w:tcPr>
+            <w:tcW w:w="4672" w:type="dxa"/>
+          </w:tcPr>
+          <w:p>
+            <w:pPr>
+              <w:jc w:val="both"/>
+              <w:rPr>
+                <w:szCs w:val="28"/>
+              </w:rPr>
+            </w:pPr>
+            <w:r>
+              <w:rPr>
+                <w:szCs w:val="28"/>
+              </w:rPr>
+              <w:t>Предусловия</w:t>
+            </w:r>
+          </w:p>
+        </w:tc>
+        <w:tc>
+          <w:tcPr>
+            <w:tcW w:w="4673" w:type="dxa"/>
+          </w:tcPr>
+          <w:p>
+            <w:pPr>
+              <w:jc w:val="both"/>
+              <w:rPr>
+                <w:szCs w:val="28"/>
+              </w:rPr>
+            </w:pPr>
+            <w:r>
+              <w:rPr>
+                <w:szCs w:val="28"/>
+              </w:rPr>
+              <w:t>Резервная копия отсутствует</w:t>
+            </w:r>
+          </w:p>
+        </w:tc>
+      </w:tr>
+      <w:tr>
+        <w:tc>
+          <w:tcPr>
+            <w:tcW w:w="4672" w:type="dxa"/>
+          </w:tcPr>
+          <w:p>
+            <w:pPr>
+              <w:jc w:val="both"/>
+              <w:rPr>
+                <w:szCs w:val="28"/>
+              </w:rPr>
+            </w:pPr>
+            <w:r>
+              <w:rPr>
+                <w:szCs w:val="28"/>
+              </w:rPr>
+              <w:t>Шаги</w:t>
+            </w:r>
+          </w:p>
+        </w:tc>
+        <w:tc>
+          <w:tcPr>
+            <w:tcW w:w="4673" w:type="dxa"/>
+          </w:tcPr>
+          <w:p>
+            <w:pPr>
+              <w:jc w:val="both"/>
+              <w:rPr>
+                <w:szCs w:val="28"/>
+              </w:rPr>
+            </w:pPr>
+            <w:r>
+              <w:rPr>
+                <w:szCs w:val="28"/>
+              </w:rPr>
+              <w:t>1. Нажать кнопку «Восстановить лог»</w:t>
+            </w:r>
+          </w:p>
+        </w:tc>
+      </w:tr>
+      <w:tr>
+        <w:tc>
+          <w:tcPr>
+            <w:tcW w:w="4672" w:type="dxa"/>
+          </w:tcPr>
+          <w:p>
+            <w:pPr>
+              <w:jc w:val="both"/>
+              <w:rPr>
+                <w:szCs w:val="28"/>
+              </w:rPr>
+            </w:pPr>
+            <w:r>
+              <w:rPr>
+                <w:szCs w:val="28"/>
+              </w:rPr>
+              <w:t>Ожидаемый результат</w:t>
+            </w:r>
+          </w:p>
+        </w:tc>
+        <w:tc>
+          <w:tcPr>
+            <w:tcW w:w="4673" w:type="dxa"/>
+          </w:tcPr>
+          <w:p>
+            <w:pPr>
+              <w:jc w:val="both"/>
+              <w:rPr>
+                <w:szCs w:val="28"/>
+              </w:rPr>
+            </w:pPr>
+            <w:r>
+              <w:rPr>
+                <w:szCs w:val="28"/>
+              </w:rPr>
+              <w:t>Отображается сообщение об отсутствии резервной копии</w:t>
+            </w:r>
+          </w:p>
+        </w:tc>
+      </w:tr>
+      <w:tr>
+        <w:tc>
+          <w:tcPr>
+            <w:tcW w:w="4672" w:type="dxa"/>
+          </w:tcPr>
+          <w:p>
+            <w:pPr>
+              <w:jc w:val="both"/>
+              <w:rPr>
+                <w:szCs w:val="28"/>
+              </w:rPr>
+            </w:pPr>
+            <w:r>
+              <w:rPr>
+                <w:szCs w:val="28"/>
+              </w:rPr>
+              <w:t>Фактический результат</w:t>
+            </w:r>
+          </w:p>
+        </w:tc>
+        <w:tc>
+          <w:tcPr>
+            <w:tcW w:w="4673" w:type="dxa"/>
+          </w:tcPr>
+          <w:p>
+            <w:pPr>
+              <w:jc w:val="both"/>
+              <w:rPr>
+                <w:szCs w:val="28"/>
+              </w:rPr>
+            </w:pPr>
+            <w:r>
+              <w:rPr>
+                <w:szCs w:val="28"/>
+              </w:rPr>
+              <w:t>Сообщение отображается корректно</w:t>
+            </w:r>
+          </w:p>
+        </w:tc>
+      </w:tr>
+      <w:tr>
+        <w:tc>
+          <w:tcPr>
+            <w:tcW w:w="4672" w:type="dxa"/>
+          </w:tcPr>
+          <w:p>
+            <w:pPr>
+              <w:jc w:val="both"/>
+              <w:rPr>
+                <w:szCs w:val="28"/>
+              </w:rPr>
+            </w:pPr>
+            <w:r>
+              <w:rPr>
+                <w:szCs w:val="28"/>
+              </w:rPr>
+              <w:t>Статус</w:t>
+            </w:r>
+          </w:p>
+        </w:tc>
+        <w:tc>
+          <w:tcPr>
+            <w:tcW w:w="4673" w:type="dxa"/>
+          </w:tcPr>
+          <w:p>
+            <w:pPr>
+              <w:jc w:val="both"/>
+              <w:rPr>
+                <w:szCs w:val="28"/>
+                <w:lang w:val="en-US"/>
+              </w:rPr>
+            </w:pPr>
+            <w:r>
+              <w:rPr>
+                <w:szCs w:val="28"/>
+                <w:lang w:val="en-US"/>
+              </w:rPr>
+              <w:t>Passed</w:t>
+            </w:r>
+          </w:p>
+        </w:tc>
+      </w:tr>
+    </w:tbl>
+    <w:p>
+      <w:pPr>
+        <w:jc w:val="both"/>
+        <w:rPr>
+          <w:b/>
+          <w:bCs/>
+          <w:sz w:val="32"/>
+          <w:szCs w:val="24"/>
+        </w:rPr>
+      </w:pPr>
+    </w:p>
+    <w:tbl>
+      <w:tblPr>
+        <w:tblStyle w:val="ac"/>
+        <w:tblW w:w="0" w:type="auto"/>
+        <w:tblLook w:val="04A0" w:firstRow="1" w:lastRow="0" w:firstColumn="1" w:lastColumn="0" w:noHBand="0" w:noVBand="1"/>
+      </w:tblPr>
+      <w:tblGrid>
+        <w:gridCol w:w="4672"/>
+        <w:gridCol w:w="4673"/>
+      </w:tblGrid>
+      <w:tr>
+        <w:tc>
+          <w:tcPr>
+            <w:tcW w:w="4672" w:type="dxa"/>
+          </w:tcPr>
+          <w:p>
+            <w:pPr>
+              <w:jc w:val="both"/>
             </w:pPr>
             <w:r>
               <w:t>Показатель</w:t>
@@ -2512,38 +8595,32 @@
           <w:p>
             <w:pPr>
               <w:jc w:val="both"/>
+            </w:pPr>
+            <w:r>
+              <w:t>25</w:t>
+            </w:r>
+          </w:p>
+        </w:tc>
+      </w:tr>
+      <w:tr>
+        <w:tc>
+          <w:tcPr>
+            <w:tcW w:w="4672" w:type="dxa"/>
+          </w:tcPr>
+          <w:p>
+            <w:pPr>
+              <w:jc w:val="both"/>
               <w:rPr>
                 <w:lang w:val="en-US"/>
               </w:rPr>
             </w:pPr>
             <w:r>
+              <w:t>Пройдено(</w:t>
+            </w:r>
+            <w:r>
               <w:rPr>
                 <w:lang w:val="en-US"/>
               </w:rPr>
-              <w:t>8</w:t>
-            </w:r>
-          </w:p>
-        </w:tc>
-      </w:tr>
-      <w:tr>
-        <w:tc>
-          <w:tcPr>
-            <w:tcW w:w="4672" w:type="dxa"/>
-          </w:tcPr>
-          <w:p>
-            <w:pPr>
-              <w:jc w:val="both"/>
-              <w:rPr>
-                <w:lang w:val="en-US"/>
-              </w:rPr>
-            </w:pPr>
-            <w:r>
-              <w:t>Пройдено(</w:t>
-            </w:r>
-            <w:r>
-              <w:rPr>
-                <w:lang w:val="en-US"/>
-              </w:rPr>
               <w:t>Passed)</w:t>
             </w:r>
           </w:p>
@@ -2555,15 +8632,9 @@
           <w:p>
             <w:pPr>
               <w:jc w:val="both"/>
-              <w:rPr>
-                <w:lang w:val="en-US"/>
-              </w:rPr>
-            </w:pPr>
-            <w:r>
-              <w:rPr>
-                <w:lang w:val="en-US"/>
-              </w:rPr>
-              <w:t>8</w:t>
+            </w:pPr>
+            <w:r>
+              <w:t>25</w:t>
             </w:r>
           </w:p>
         </w:tc>
@@ -3071,7 +9142,7 @@
   <w:style w:type="paragraph" w:default="1" w:styleId="a">
     <w:name w:val="Normal"/>
     <w:qFormat/>
-    <w:rsid w:val="00CB0411"/>
+    <w:rsid w:val="00956885"/>
   </w:style>
   <w:style w:type="paragraph" w:styleId="1">
     <w:name w:val="heading 1"/>
